--- a/docs/PROJECT_SUBMISSION_CH3.docx
+++ b/docs/PROJECT_SUBMISSION_CH3.docx
@@ -775,6 +775,27 @@
       </w:r>
     </w:p>
     <w:p>
+      <w:r>
+        <w:br w:type="page"/>
+      </w:r>
+    </w:p>
+    <w:p>
+      <w:pPr>
+        <w:spacing w:after="320" w:before="0" w:line="360" w:lineRule="auto"/>
+        <w:jc w:val="center"/>
+      </w:pPr>
+      <w:r>
+        <w:rPr>
+          <w:rFonts w:ascii="Times New Roman" w:cs="Times New Roman" w:eastAsia="Times New Roman" w:hAnsi="Times New Roman"/>
+          <w:b/>
+          <w:bCs/>
+          <w:sz w:val="28"/>
+          <w:szCs w:val="28"/>
+        </w:rPr>
+        <w:t xml:space="preserve">LIST OF FIGURES</w:t>
+      </w:r>
+    </w:p>
+    <w:p>
       <w:pPr>
         <w:tabs>
           <w:tab w:val="right" w:pos="9026" w:leader="dot"/>
@@ -787,11 +808,11 @@
           <w:sz w:val="24"/>
           <w:szCs w:val="24"/>
         </w:rPr>
-        <w:t xml:space="preserve">Table 4.1: Fitted Poisson arrival-rate parameters by direction and period	</w:t>
+        <w:t xml:space="preserve">Fig. 3.1: MaHanya system architecture and process boundaries	</w:t>
       </w:r>
       <w:r>
         <w:fldChar w:fldCharType="begin" w:dirty="true"/>
-        <w:instrText xml:space="preserve">PAGEREF tbl4_1</w:instrText>
+        <w:instrText xml:space="preserve">PAGEREF fig3_1</w:instrText>
         <w:fldChar w:fldCharType="end"/>
       </w:r>
     </w:p>
@@ -808,11 +829,11 @@
           <w:sz w:val="24"/>
           <w:szCs w:val="24"/>
         </w:rPr>
-        <w:t xml:space="preserve">Table 4.2: Transformer Encoder training result	</w:t>
+        <w:t xml:space="preserve">Fig. 3.2: MaHanya use case diagram	</w:t>
       </w:r>
       <w:r>
         <w:fldChar w:fldCharType="begin" w:dirty="true"/>
-        <w:instrText xml:space="preserve">PAGEREF tbl4_2</w:instrText>
+        <w:instrText xml:space="preserve">PAGEREF fig3_2</w:instrText>
         <w:fldChar w:fldCharType="end"/>
       </w:r>
     </w:p>
@@ -829,11 +850,11 @@
           <w:sz w:val="24"/>
           <w:szCs w:val="24"/>
         </w:rPr>
-        <w:t xml:space="preserve">Table 4.3: Intelligent controller vs. fixed-time baseline — Sapon Under-bridge Peak Hour scenario	</w:t>
+        <w:t xml:space="preserve">Fig. 3.3: Runtime control-loop detail (observe, predict/pre-empt, validate, apply, log)	</w:t>
       </w:r>
       <w:r>
         <w:fldChar w:fldCharType="begin" w:dirty="true"/>
-        <w:instrText xml:space="preserve">PAGEREF tbl4_3</w:instrText>
+        <w:instrText xml:space="preserve">PAGEREF fig3_3</w:instrText>
         <w:fldChar w:fldCharType="end"/>
       </w:r>
     </w:p>
@@ -850,33 +871,12 @@
           <w:sz w:val="24"/>
           <w:szCs w:val="24"/>
         </w:rPr>
-        <w:t xml:space="preserve">Table 4.4: Intelligent controller vs. fixed-time baseline — Sapon Under-bridge Off-Peak scenario	</w:t>
+        <w:t xml:space="preserve">Fig. 3.4: End-to-end pipeline, from field data collection to the dashboard	</w:t>
       </w:r>
       <w:r>
         <w:fldChar w:fldCharType="begin" w:dirty="true"/>
-        <w:instrText xml:space="preserve">PAGEREF tbl4_4</w:instrText>
+        <w:instrText xml:space="preserve">PAGEREF fig3_4</w:instrText>
         <w:fldChar w:fldCharType="end"/>
-      </w:r>
-    </w:p>
-    <w:p>
-      <w:r>
-        <w:br w:type="page"/>
-      </w:r>
-    </w:p>
-    <w:p>
-      <w:pPr>
-        <w:spacing w:after="320" w:before="0" w:line="360" w:lineRule="auto"/>
-        <w:jc w:val="center"/>
-      </w:pPr>
-      <w:r>
-        <w:rPr>
-          <w:rFonts w:ascii="Times New Roman" w:cs="Times New Roman" w:eastAsia="Times New Roman" w:hAnsi="Times New Roman"/>
-          <w:b/>
-          <w:bCs/>
-          <w:sz w:val="28"/>
-          <w:szCs w:val="28"/>
-        </w:rPr>
-        <w:t xml:space="preserve">LIST OF FIGURES</w:t>
       </w:r>
     </w:p>
     <w:p>
@@ -892,179 +892,11 @@
           <w:sz w:val="24"/>
           <w:szCs w:val="24"/>
         </w:rPr>
-        <w:t xml:space="preserve">Fig. 3.1: MaHanya system architecture and process boundaries	</w:t>
-      </w:r>
-      <w:r>
-        <w:fldChar w:fldCharType="begin" w:dirty="true"/>
-        <w:instrText xml:space="preserve">PAGEREF fig3_1</w:instrText>
-        <w:fldChar w:fldCharType="end"/>
-      </w:r>
-    </w:p>
-    <w:p>
-      <w:pPr>
-        <w:tabs>
-          <w:tab w:val="right" w:pos="9026" w:leader="dot"/>
-        </w:tabs>
-        <w:spacing w:after="160" w:line="360" w:lineRule="auto"/>
-      </w:pPr>
-      <w:r>
-        <w:rPr>
-          <w:rFonts w:ascii="Times New Roman" w:cs="Times New Roman" w:eastAsia="Times New Roman" w:hAnsi="Times New Roman"/>
-          <w:sz w:val="24"/>
-          <w:szCs w:val="24"/>
-        </w:rPr>
-        <w:t xml:space="preserve">Fig. 3.2: MaHanya use case diagram	</w:t>
-      </w:r>
-      <w:r>
-        <w:fldChar w:fldCharType="begin" w:dirty="true"/>
-        <w:instrText xml:space="preserve">PAGEREF fig3_2</w:instrText>
-        <w:fldChar w:fldCharType="end"/>
-      </w:r>
-    </w:p>
-    <w:p>
-      <w:pPr>
-        <w:tabs>
-          <w:tab w:val="right" w:pos="9026" w:leader="dot"/>
-        </w:tabs>
-        <w:spacing w:after="160" w:line="360" w:lineRule="auto"/>
-      </w:pPr>
-      <w:r>
-        <w:rPr>
-          <w:rFonts w:ascii="Times New Roman" w:cs="Times New Roman" w:eastAsia="Times New Roman" w:hAnsi="Times New Roman"/>
-          <w:sz w:val="24"/>
-          <w:szCs w:val="24"/>
-        </w:rPr>
-        <w:t xml:space="preserve">Fig. 3.3: Runtime control-loop detail (observe, predict/pre-empt, validate, apply, log)	</w:t>
-      </w:r>
-      <w:r>
-        <w:fldChar w:fldCharType="begin" w:dirty="true"/>
-        <w:instrText xml:space="preserve">PAGEREF fig3_3</w:instrText>
-        <w:fldChar w:fldCharType="end"/>
-      </w:r>
-    </w:p>
-    <w:p>
-      <w:pPr>
-        <w:tabs>
-          <w:tab w:val="right" w:pos="9026" w:leader="dot"/>
-        </w:tabs>
-        <w:spacing w:after="160" w:line="360" w:lineRule="auto"/>
-      </w:pPr>
-      <w:r>
-        <w:rPr>
-          <w:rFonts w:ascii="Times New Roman" w:cs="Times New Roman" w:eastAsia="Times New Roman" w:hAnsi="Times New Roman"/>
-          <w:sz w:val="24"/>
-          <w:szCs w:val="24"/>
-        </w:rPr>
-        <w:t xml:space="preserve">Fig. 3.4: End-to-end pipeline, from field data collection to the dashboard	</w:t>
-      </w:r>
-      <w:r>
-        <w:fldChar w:fldCharType="begin" w:dirty="true"/>
-        <w:instrText xml:space="preserve">PAGEREF fig3_4</w:instrText>
-        <w:fldChar w:fldCharType="end"/>
-      </w:r>
-    </w:p>
-    <w:p>
-      <w:pPr>
-        <w:tabs>
-          <w:tab w:val="right" w:pos="9026" w:leader="dot"/>
-        </w:tabs>
-        <w:spacing w:after="160" w:line="360" w:lineRule="auto"/>
-      </w:pPr>
-      <w:r>
-        <w:rPr>
-          <w:rFonts w:ascii="Times New Roman" w:cs="Times New Roman" w:eastAsia="Times New Roman" w:hAnsi="Times New Roman"/>
-          <w:sz w:val="24"/>
-          <w:szCs w:val="24"/>
-        </w:rPr>
         <w:t xml:space="preserve">Fig. 3.5: mahanya module dependency graph	</w:t>
       </w:r>
       <w:r>
         <w:fldChar w:fldCharType="begin" w:dirty="true"/>
         <w:instrText xml:space="preserve">PAGEREF fig3_5</w:instrText>
-        <w:fldChar w:fldCharType="end"/>
-      </w:r>
-    </w:p>
-    <w:p>
-      <w:pPr>
-        <w:tabs>
-          <w:tab w:val="right" w:pos="9026" w:leader="dot"/>
-        </w:tabs>
-        <w:spacing w:after="160" w:line="360" w:lineRule="auto"/>
-      </w:pPr>
-      <w:r>
-        <w:rPr>
-          <w:rFonts w:ascii="Times New Roman" w:cs="Times New Roman" w:eastAsia="Times New Roman" w:hAnsi="Times New Roman"/>
-          <w:sz w:val="24"/>
-          <w:szCs w:val="24"/>
-        </w:rPr>
-        <w:t xml:space="preserve">Fig. 4.1: Live Junction dashboard during a live emergency-vehicle pre-emption event	</w:t>
-      </w:r>
-      <w:r>
-        <w:fldChar w:fldCharType="begin" w:dirty="true"/>
-        <w:instrText xml:space="preserve">PAGEREF fig4_1</w:instrText>
-        <w:fldChar w:fldCharType="end"/>
-      </w:r>
-    </w:p>
-    <w:p>
-      <w:pPr>
-        <w:tabs>
-          <w:tab w:val="right" w:pos="9026" w:leader="dot"/>
-        </w:tabs>
-        <w:spacing w:after="160" w:line="360" w:lineRule="auto"/>
-      </w:pPr>
-      <w:r>
-        <w:rPr>
-          <w:rFonts w:ascii="Times New Roman" w:cs="Times New Roman" w:eastAsia="Times New Roman" w:hAnsi="Times New Roman"/>
-          <w:sz w:val="24"/>
-          <w:szCs w:val="24"/>
-        </w:rPr>
-        <w:t xml:space="preserve">Fig. 4.2: Live Junction dashboard zoomed in on individual vehicles and per-lane signals	</w:t>
-      </w:r>
-      <w:r>
-        <w:fldChar w:fldCharType="begin" w:dirty="true"/>
-        <w:instrText xml:space="preserve">PAGEREF fig4_2</w:instrText>
-        <w:fldChar w:fldCharType="end"/>
-      </w:r>
-    </w:p>
-    <w:p>
-      <w:pPr>
-        <w:tabs>
-          <w:tab w:val="right" w:pos="9026" w:leader="dot"/>
-        </w:tabs>
-        <w:spacing w:after="160" w:line="360" w:lineRule="auto"/>
-      </w:pPr>
-      <w:r>
-        <w:rPr>
-          <w:rFonts w:ascii="Times New Roman" w:cs="Times New Roman" w:eastAsia="Times New Roman" w:hAnsi="Times New Roman"/>
-          <w:sz w:val="24"/>
-          <w:szCs w:val="24"/>
-        </w:rPr>
-        <w:t xml:space="preserve">Fig. 4.3: Decision Log page, listing scheduler decisions with their reason codes	</w:t>
-      </w:r>
-      <w:r>
-        <w:fldChar w:fldCharType="begin" w:dirty="true"/>
-        <w:instrText xml:space="preserve">PAGEREF fig4_3</w:instrText>
-        <w:fldChar w:fldCharType="end"/>
-      </w:r>
-    </w:p>
-    <w:p>
-      <w:pPr>
-        <w:tabs>
-          <w:tab w:val="right" w:pos="9026" w:leader="dot"/>
-        </w:tabs>
-        <w:spacing w:after="160" w:line="360" w:lineRule="auto"/>
-      </w:pPr>
-      <w:r>
-        <w:rPr>
-          <w:rFonts w:ascii="Times New Roman" w:cs="Times New Roman" w:eastAsia="Times New Roman" w:hAnsi="Times New Roman"/>
-          <w:sz w:val="24"/>
-          <w:szCs w:val="24"/>
-        </w:rPr>
-        <w:t xml:space="preserve">Fig. 4.4: Evaluation page comparing the intelligent controller against the fixed-time baseline	</w:t>
-      </w:r>
-      <w:r>
-        <w:fldChar w:fldCharType="begin" w:dirty="true"/>
-        <w:instrText xml:space="preserve">PAGEREF fig4_4</w:instrText>
         <w:fldChar w:fldCharType="end"/>
       </w:r>
     </w:p>
@@ -4653,7 +4485,7 @@
           <w:sz w:val="24"/>
           <w:szCs w:val="24"/>
         </w:rPr>
-        <w:t xml:space="preserve">Within the api/ service, the Python package mahanya owns every domain concern — schemas (the shared data contracts every other module depends on), data (ingestion and distribution fitting), sumo (the thin TraCI client and its translation into the schemas' traffic-state contract), model (feature engineering, the Transformer definition, training, and inference), scheduler (the rule engine and one-tick control-loop orchestration), and evaluation (the fixed-time baseline controller and the metrics module) — while core and routes implement the internal FastAPI relay as a thin layer on top of mahanya, and cli exposes the whole pipeline as Typer subcommands. Figure 3.4 shows the resulting dependency direction: scheduler is the only mahanya module allowed to depend on both sumo and model, since orchestrating one control-loop tick is specifically its job, and every dependency in the graph points toward schemas, never away from it, so that the shared data contracts never depend on any one module's internals.</w:t>
+        <w:t xml:space="preserve">Within the api/ service, the Python package mahanya owns every domain concern — schemas (the shared data contracts every other module depends on), data (ingestion and distribution fitting), sumo (the thin TraCI client and its translation into the schemas' traffic-state contract), model (feature engineering, the Transformer definition, training, and inference), scheduler (the rule engine and one-tick control-loop orchestration), and evaluation (the fixed-time baseline controller and the metrics module) — while core and routes implement the internal FastAPI relay as a thin layer on top of mahanya, and cli exposes the whole pipeline as Typer subcommands. Figure 3.5 shows the resulting dependency direction: scheduler is the only mahanya module allowed to depend on both sumo and model, since orchestrating one control-loop tick is specifically its job, and every dependency in the graph points toward schemas, never away from it, so that the shared data contracts never depend on any one module's internals.</w:t>
       </w:r>
     </w:p>
     <w:p>

--- a/docs/PROJECT_SUBMISSION_CH3.docx
+++ b/docs/PROJECT_SUBMISSION_CH3.docx
@@ -711,195 +711,6 @@
         </w:p>
       </w:sdtContent>
     </w:sdt>
-    <w:p>
-      <w:r>
-        <w:br w:type="page"/>
-      </w:r>
-    </w:p>
-    <w:p>
-      <w:pPr>
-        <w:spacing w:after="320" w:before="0" w:line="360" w:lineRule="auto"/>
-        <w:jc w:val="center"/>
-      </w:pPr>
-      <w:r>
-        <w:rPr>
-          <w:rFonts w:ascii="Times New Roman" w:cs="Times New Roman" w:eastAsia="Times New Roman" w:hAnsi="Times New Roman"/>
-          <w:b/>
-          <w:bCs/>
-          <w:sz w:val="28"/>
-          <w:szCs w:val="28"/>
-        </w:rPr>
-        <w:t xml:space="preserve">LIST OF TABLES</w:t>
-      </w:r>
-    </w:p>
-    <w:p>
-      <w:pPr>
-        <w:tabs>
-          <w:tab w:val="right" w:pos="9026" w:leader="dot"/>
-        </w:tabs>
-        <w:spacing w:after="160" w:line="360" w:lineRule="auto"/>
-      </w:pPr>
-      <w:r>
-        <w:rPr>
-          <w:rFonts w:ascii="Times New Roman" w:cs="Times New Roman" w:eastAsia="Times New Roman" w:hAnsi="Times New Roman"/>
-          <w:sz w:val="24"/>
-          <w:szCs w:val="24"/>
-        </w:rPr>
-        <w:t xml:space="preserve">Table 3.1: Transformer Encoder model hyperparameters	</w:t>
-      </w:r>
-      <w:r>
-        <w:fldChar w:fldCharType="begin" w:dirty="true"/>
-        <w:instrText xml:space="preserve">PAGEREF tbl3_1</w:instrText>
-        <w:fldChar w:fldCharType="end"/>
-      </w:r>
-    </w:p>
-    <w:p>
-      <w:pPr>
-        <w:tabs>
-          <w:tab w:val="right" w:pos="9026" w:leader="dot"/>
-        </w:tabs>
-        <w:spacing w:after="160" w:line="360" w:lineRule="auto"/>
-      </w:pPr>
-      <w:r>
-        <w:rPr>
-          <w:rFonts w:ascii="Times New Roman" w:cs="Times New Roman" w:eastAsia="Times New Roman" w:hAnsi="Times New Roman"/>
-          <w:sz w:val="24"/>
-          <w:szCs w:val="24"/>
-        </w:rPr>
-        <w:t xml:space="preserve">Table 3.2: Scheduler safety-rule thresholds	</w:t>
-      </w:r>
-      <w:r>
-        <w:fldChar w:fldCharType="begin" w:dirty="true"/>
-        <w:instrText xml:space="preserve">PAGEREF tbl3_2</w:instrText>
-        <w:fldChar w:fldCharType="end"/>
-      </w:r>
-    </w:p>
-    <w:p>
-      <w:r>
-        <w:br w:type="page"/>
-      </w:r>
-    </w:p>
-    <w:p>
-      <w:pPr>
-        <w:spacing w:after="320" w:before="0" w:line="360" w:lineRule="auto"/>
-        <w:jc w:val="center"/>
-      </w:pPr>
-      <w:r>
-        <w:rPr>
-          <w:rFonts w:ascii="Times New Roman" w:cs="Times New Roman" w:eastAsia="Times New Roman" w:hAnsi="Times New Roman"/>
-          <w:b/>
-          <w:bCs/>
-          <w:sz w:val="28"/>
-          <w:szCs w:val="28"/>
-        </w:rPr>
-        <w:t xml:space="preserve">LIST OF FIGURES</w:t>
-      </w:r>
-    </w:p>
-    <w:p>
-      <w:pPr>
-        <w:tabs>
-          <w:tab w:val="right" w:pos="9026" w:leader="dot"/>
-        </w:tabs>
-        <w:spacing w:after="160" w:line="360" w:lineRule="auto"/>
-      </w:pPr>
-      <w:r>
-        <w:rPr>
-          <w:rFonts w:ascii="Times New Roman" w:cs="Times New Roman" w:eastAsia="Times New Roman" w:hAnsi="Times New Roman"/>
-          <w:sz w:val="24"/>
-          <w:szCs w:val="24"/>
-        </w:rPr>
-        <w:t xml:space="preserve">Fig. 3.1: MaHanya system architecture and process boundaries	</w:t>
-      </w:r>
-      <w:r>
-        <w:fldChar w:fldCharType="begin" w:dirty="true"/>
-        <w:instrText xml:space="preserve">PAGEREF fig3_1</w:instrText>
-        <w:fldChar w:fldCharType="end"/>
-      </w:r>
-    </w:p>
-    <w:p>
-      <w:pPr>
-        <w:tabs>
-          <w:tab w:val="right" w:pos="9026" w:leader="dot"/>
-        </w:tabs>
-        <w:spacing w:after="160" w:line="360" w:lineRule="auto"/>
-      </w:pPr>
-      <w:r>
-        <w:rPr>
-          <w:rFonts w:ascii="Times New Roman" w:cs="Times New Roman" w:eastAsia="Times New Roman" w:hAnsi="Times New Roman"/>
-          <w:sz w:val="24"/>
-          <w:szCs w:val="24"/>
-        </w:rPr>
-        <w:t xml:space="preserve">Fig. 3.2: MaHanya use case diagram	</w:t>
-      </w:r>
-      <w:r>
-        <w:fldChar w:fldCharType="begin" w:dirty="true"/>
-        <w:instrText xml:space="preserve">PAGEREF fig3_2</w:instrText>
-        <w:fldChar w:fldCharType="end"/>
-      </w:r>
-    </w:p>
-    <w:p>
-      <w:pPr>
-        <w:tabs>
-          <w:tab w:val="right" w:pos="9026" w:leader="dot"/>
-        </w:tabs>
-        <w:spacing w:after="160" w:line="360" w:lineRule="auto"/>
-      </w:pPr>
-      <w:r>
-        <w:rPr>
-          <w:rFonts w:ascii="Times New Roman" w:cs="Times New Roman" w:eastAsia="Times New Roman" w:hAnsi="Times New Roman"/>
-          <w:sz w:val="24"/>
-          <w:szCs w:val="24"/>
-        </w:rPr>
-        <w:t xml:space="preserve">Fig. 3.3: Runtime control-loop detail (observe, predict/pre-empt, validate, apply, log)	</w:t>
-      </w:r>
-      <w:r>
-        <w:fldChar w:fldCharType="begin" w:dirty="true"/>
-        <w:instrText xml:space="preserve">PAGEREF fig3_3</w:instrText>
-        <w:fldChar w:fldCharType="end"/>
-      </w:r>
-    </w:p>
-    <w:p>
-      <w:pPr>
-        <w:tabs>
-          <w:tab w:val="right" w:pos="9026" w:leader="dot"/>
-        </w:tabs>
-        <w:spacing w:after="160" w:line="360" w:lineRule="auto"/>
-      </w:pPr>
-      <w:r>
-        <w:rPr>
-          <w:rFonts w:ascii="Times New Roman" w:cs="Times New Roman" w:eastAsia="Times New Roman" w:hAnsi="Times New Roman"/>
-          <w:sz w:val="24"/>
-          <w:szCs w:val="24"/>
-        </w:rPr>
-        <w:t xml:space="preserve">Fig. 3.4: End-to-end pipeline, from field data collection to the dashboard	</w:t>
-      </w:r>
-      <w:r>
-        <w:fldChar w:fldCharType="begin" w:dirty="true"/>
-        <w:instrText xml:space="preserve">PAGEREF fig3_4</w:instrText>
-        <w:fldChar w:fldCharType="end"/>
-      </w:r>
-    </w:p>
-    <w:p>
-      <w:pPr>
-        <w:tabs>
-          <w:tab w:val="right" w:pos="9026" w:leader="dot"/>
-        </w:tabs>
-        <w:spacing w:after="160" w:line="360" w:lineRule="auto"/>
-      </w:pPr>
-      <w:r>
-        <w:rPr>
-          <w:rFonts w:ascii="Times New Roman" w:cs="Times New Roman" w:eastAsia="Times New Roman" w:hAnsi="Times New Roman"/>
-          <w:sz w:val="24"/>
-          <w:szCs w:val="24"/>
-        </w:rPr>
-        <w:t xml:space="preserve">Fig. 3.5: mahanya module dependency graph	</w:t>
-      </w:r>
-      <w:r>
-        <w:fldChar w:fldCharType="begin" w:dirty="true"/>
-        <w:instrText xml:space="preserve">PAGEREF fig3_5</w:instrText>
-        <w:fldChar w:fldCharType="end"/>
-      </w:r>
-    </w:p>
     <w:p>
       <w:r>
         <w:br w:type="page"/>

--- a/docs/PROJECT_SUBMISSION_CH3.docx
+++ b/docs/PROJECT_SUBMISSION_CH3.docx
@@ -4497,6 +4497,419 @@
         <w:t xml:space="preserve">[This chapter has not yet been written at this milestone.]</w:t>
       </w:r>
     </w:p>
+    <w:p>
+      <w:pPr>
+        <w:pageBreakBefore/>
+        <w:spacing w:after="320" w:line="360" w:lineRule="auto"/>
+        <w:jc w:val="left"/>
+      </w:pPr>
+      <w:r>
+        <w:rPr>
+          <w:rFonts w:ascii="Times New Roman" w:cs="Times New Roman" w:eastAsia="Times New Roman" w:hAnsi="Times New Roman"/>
+          <w:b/>
+          <w:bCs/>
+          <w:sz w:val="28"/>
+          <w:szCs w:val="28"/>
+        </w:rPr>
+        <w:t xml:space="preserve">REFERENCES</w:t>
+      </w:r>
+    </w:p>
+    <w:p>
+      <w:pPr>
+        <w:spacing w:after="200" w:line="480" w:lineRule="auto"/>
+        <w:ind w:left="720" w:hanging="720"/>
+        <w:jc w:val="both"/>
+      </w:pPr>
+      <w:r>
+        <w:rPr>
+          <w:rFonts w:ascii="Times New Roman" w:cs="Times New Roman" w:eastAsia="Times New Roman" w:hAnsi="Times New Roman"/>
+          <w:sz w:val="24"/>
+          <w:szCs w:val="24"/>
+        </w:rPr>
+        <w:t xml:space="preserve">Abdulhai, B., Pringle, R., &amp; Karakoulas, G. J. (2003). Reinforcement learning for true adaptive traffic signal control. </w:t>
+      </w:r>
+      <w:r>
+        <w:rPr>
+          <w:rFonts w:ascii="Times New Roman" w:cs="Times New Roman" w:eastAsia="Times New Roman" w:hAnsi="Times New Roman"/>
+          <w:i/>
+          <w:iCs/>
+          <w:sz w:val="24"/>
+          <w:szCs w:val="24"/>
+        </w:rPr>
+        <w:t xml:space="preserve">Journal of Transportation Engineering, 129</w:t>
+      </w:r>
+      <w:r>
+        <w:rPr>
+          <w:rFonts w:ascii="Times New Roman" w:cs="Times New Roman" w:eastAsia="Times New Roman" w:hAnsi="Times New Roman"/>
+          <w:sz w:val="24"/>
+          <w:szCs w:val="24"/>
+        </w:rPr>
+        <w:t xml:space="preserve">(3), 278–285.</w:t>
+      </w:r>
+    </w:p>
+    <w:p>
+      <w:pPr>
+        <w:spacing w:after="200" w:line="480" w:lineRule="auto"/>
+        <w:ind w:left="720" w:hanging="720"/>
+        <w:jc w:val="both"/>
+      </w:pPr>
+      <w:r>
+        <w:rPr>
+          <w:rFonts w:ascii="Times New Roman" w:cs="Times New Roman" w:eastAsia="Times New Roman" w:hAnsi="Times New Roman"/>
+          <w:sz w:val="24"/>
+          <w:szCs w:val="24"/>
+        </w:rPr>
+        <w:t xml:space="preserve">FastAPI. (n.d.). </w:t>
+      </w:r>
+      <w:r>
+        <w:rPr>
+          <w:rFonts w:ascii="Times New Roman" w:cs="Times New Roman" w:eastAsia="Times New Roman" w:hAnsi="Times New Roman"/>
+          <w:i/>
+          <w:iCs/>
+          <w:sz w:val="24"/>
+          <w:szCs w:val="24"/>
+        </w:rPr>
+        <w:t xml:space="preserve">Bigger applications – multiple files</w:t>
+      </w:r>
+      <w:r>
+        <w:rPr>
+          <w:rFonts w:ascii="Times New Roman" w:cs="Times New Roman" w:eastAsia="Times New Roman" w:hAnsi="Times New Roman"/>
+          <w:sz w:val="24"/>
+          <w:szCs w:val="24"/>
+        </w:rPr>
+        <w:t xml:space="preserve">. FastAPI Documentation. https://fastapi.tiangolo.com/tutorial/bigger-applications/</w:t>
+      </w:r>
+    </w:p>
+    <w:p>
+      <w:pPr>
+        <w:spacing w:after="200" w:line="480" w:lineRule="auto"/>
+        <w:ind w:left="720" w:hanging="720"/>
+        <w:jc w:val="both"/>
+      </w:pPr>
+      <w:r>
+        <w:rPr>
+          <w:rFonts w:ascii="Times New Roman" w:cs="Times New Roman" w:eastAsia="Times New Roman" w:hAnsi="Times New Roman"/>
+          <w:sz w:val="24"/>
+          <w:szCs w:val="24"/>
+        </w:rPr>
+        <w:t xml:space="preserve">Haydari, A., &amp; Yilmaz, Y. (2020). Deep reinforcement learning for intelligent transportation systems: A survey. </w:t>
+      </w:r>
+      <w:r>
+        <w:rPr>
+          <w:rFonts w:ascii="Times New Roman" w:cs="Times New Roman" w:eastAsia="Times New Roman" w:hAnsi="Times New Roman"/>
+          <w:i/>
+          <w:iCs/>
+          <w:sz w:val="24"/>
+          <w:szCs w:val="24"/>
+        </w:rPr>
+        <w:t xml:space="preserve">IEEE Transactions on Intelligent Transportation Systems, 23</w:t>
+      </w:r>
+      <w:r>
+        <w:rPr>
+          <w:rFonts w:ascii="Times New Roman" w:cs="Times New Roman" w:eastAsia="Times New Roman" w:hAnsi="Times New Roman"/>
+          <w:sz w:val="24"/>
+          <w:szCs w:val="24"/>
+        </w:rPr>
+        <w:t xml:space="preserve">(1), 11–32. https://doi.org/10.1109/TITS.2020.3008612</w:t>
+      </w:r>
+    </w:p>
+    <w:p>
+      <w:pPr>
+        <w:spacing w:after="200" w:line="480" w:lineRule="auto"/>
+        <w:ind w:left="720" w:hanging="720"/>
+        <w:jc w:val="both"/>
+      </w:pPr>
+      <w:r>
+        <w:rPr>
+          <w:rFonts w:ascii="Times New Roman" w:cs="Times New Roman" w:eastAsia="Times New Roman" w:hAnsi="Times New Roman"/>
+          <w:sz w:val="24"/>
+          <w:szCs w:val="24"/>
+        </w:rPr>
+        <w:t xml:space="preserve">Hunt, P. B., Robertson, D. I., Bretherton, R. D., &amp; Royle, M. C. (1982). The SCOOT on-line traffic signal optimisation technique. </w:t>
+      </w:r>
+      <w:r>
+        <w:rPr>
+          <w:rFonts w:ascii="Times New Roman" w:cs="Times New Roman" w:eastAsia="Times New Roman" w:hAnsi="Times New Roman"/>
+          <w:i/>
+          <w:iCs/>
+          <w:sz w:val="24"/>
+          <w:szCs w:val="24"/>
+        </w:rPr>
+        <w:t xml:space="preserve">Traffic Engineering &amp; Control, 23</w:t>
+      </w:r>
+      <w:r>
+        <w:rPr>
+          <w:rFonts w:ascii="Times New Roman" w:cs="Times New Roman" w:eastAsia="Times New Roman" w:hAnsi="Times New Roman"/>
+          <w:sz w:val="24"/>
+          <w:szCs w:val="24"/>
+        </w:rPr>
+        <w:t xml:space="preserve">(4), 190–192.</w:t>
+      </w:r>
+    </w:p>
+    <w:p>
+      <w:pPr>
+        <w:spacing w:after="200" w:line="480" w:lineRule="auto"/>
+        <w:ind w:left="720" w:hanging="720"/>
+        <w:jc w:val="both"/>
+      </w:pPr>
+      <w:r>
+        <w:rPr>
+          <w:rFonts w:ascii="Times New Roman" w:cs="Times New Roman" w:eastAsia="Times New Roman" w:hAnsi="Times New Roman"/>
+          <w:sz w:val="24"/>
+          <w:szCs w:val="24"/>
+        </w:rPr>
+        <w:t xml:space="preserve">Lopez, P. A., Behrisch, M., Bieker-Walz, L., Erdmann, J., Flötteröd, Y. P., Hilbrich, R., Lücken, L., Rummel, J., Wagner, P., &amp; Wießner, E. (2018). Microscopic traffic simulation using SUMO. In </w:t>
+      </w:r>
+      <w:r>
+        <w:rPr>
+          <w:rFonts w:ascii="Times New Roman" w:cs="Times New Roman" w:eastAsia="Times New Roman" w:hAnsi="Times New Roman"/>
+          <w:i/>
+          <w:iCs/>
+          <w:sz w:val="24"/>
+          <w:szCs w:val="24"/>
+        </w:rPr>
+        <w:t xml:space="preserve">2018 21st International Conference on Intelligent Transportation Systems (ITSC)</w:t>
+      </w:r>
+      <w:r>
+        <w:rPr>
+          <w:rFonts w:ascii="Times New Roman" w:cs="Times New Roman" w:eastAsia="Times New Roman" w:hAnsi="Times New Roman"/>
+          <w:sz w:val="24"/>
+          <w:szCs w:val="24"/>
+        </w:rPr>
+        <w:t xml:space="preserve"> (pp. 2575–2582). IEEE.</w:t>
+      </w:r>
+    </w:p>
+    <w:p>
+      <w:pPr>
+        <w:spacing w:after="200" w:line="480" w:lineRule="auto"/>
+        <w:ind w:left="720" w:hanging="720"/>
+        <w:jc w:val="both"/>
+      </w:pPr>
+      <w:r>
+        <w:rPr>
+          <w:rFonts w:ascii="Times New Roman" w:cs="Times New Roman" w:eastAsia="Times New Roman" w:hAnsi="Times New Roman"/>
+          <w:sz w:val="24"/>
+          <w:szCs w:val="24"/>
+        </w:rPr>
+        <w:t xml:space="preserve">Next.js. (n.d.-a). </w:t>
+      </w:r>
+      <w:r>
+        <w:rPr>
+          <w:rFonts w:ascii="Times New Roman" w:cs="Times New Roman" w:eastAsia="Times New Roman" w:hAnsi="Times New Roman"/>
+          <w:i/>
+          <w:iCs/>
+          <w:sz w:val="24"/>
+          <w:szCs w:val="24"/>
+        </w:rPr>
+        <w:t xml:space="preserve">File-system conventions: src directory</w:t>
+      </w:r>
+      <w:r>
+        <w:rPr>
+          <w:rFonts w:ascii="Times New Roman" w:cs="Times New Roman" w:eastAsia="Times New Roman" w:hAnsi="Times New Roman"/>
+          <w:sz w:val="24"/>
+          <w:szCs w:val="24"/>
+        </w:rPr>
+        <w:t xml:space="preserve">. Next.js Documentation. https://nextjs.org/docs/pages/api-reference/file-conventions/src-folder</w:t>
+      </w:r>
+    </w:p>
+    <w:p>
+      <w:pPr>
+        <w:spacing w:after="200" w:line="480" w:lineRule="auto"/>
+        <w:ind w:left="720" w:hanging="720"/>
+        <w:jc w:val="both"/>
+      </w:pPr>
+      <w:r>
+        <w:rPr>
+          <w:rFonts w:ascii="Times New Roman" w:cs="Times New Roman" w:eastAsia="Times New Roman" w:hAnsi="Times New Roman"/>
+          <w:sz w:val="24"/>
+          <w:szCs w:val="24"/>
+        </w:rPr>
+        <w:t xml:space="preserve">Next.js. (n.d.-b). </w:t>
+      </w:r>
+      <w:r>
+        <w:rPr>
+          <w:rFonts w:ascii="Times New Roman" w:cs="Times New Roman" w:eastAsia="Times New Roman" w:hAnsi="Times New Roman"/>
+          <w:i/>
+          <w:iCs/>
+          <w:sz w:val="24"/>
+          <w:szCs w:val="24"/>
+        </w:rPr>
+        <w:t xml:space="preserve">Static exports</w:t>
+      </w:r>
+      <w:r>
+        <w:rPr>
+          <w:rFonts w:ascii="Times New Roman" w:cs="Times New Roman" w:eastAsia="Times New Roman" w:hAnsi="Times New Roman"/>
+          <w:sz w:val="24"/>
+          <w:szCs w:val="24"/>
+        </w:rPr>
+        <w:t xml:space="preserve">. Next.js Documentation. https://nextjs.org/docs/app/guides/static-exports</w:t>
+      </w:r>
+    </w:p>
+    <w:p>
+      <w:pPr>
+        <w:spacing w:after="200" w:line="480" w:lineRule="auto"/>
+        <w:ind w:left="720" w:hanging="720"/>
+        <w:jc w:val="both"/>
+      </w:pPr>
+      <w:r>
+        <w:rPr>
+          <w:rFonts w:ascii="Times New Roman" w:cs="Times New Roman" w:eastAsia="Times New Roman" w:hAnsi="Times New Roman"/>
+          <w:sz w:val="24"/>
+          <w:szCs w:val="24"/>
+        </w:rPr>
+        <w:t xml:space="preserve">Python Packaging Authority. (n.d.-a). </w:t>
+      </w:r>
+      <w:r>
+        <w:rPr>
+          <w:rFonts w:ascii="Times New Roman" w:cs="Times New Roman" w:eastAsia="Times New Roman" w:hAnsi="Times New Roman"/>
+          <w:i/>
+          <w:iCs/>
+          <w:sz w:val="24"/>
+          <w:szCs w:val="24"/>
+        </w:rPr>
+        <w:t xml:space="preserve">Creating and packaging command-line tools</w:t>
+      </w:r>
+      <w:r>
+        <w:rPr>
+          <w:rFonts w:ascii="Times New Roman" w:cs="Times New Roman" w:eastAsia="Times New Roman" w:hAnsi="Times New Roman"/>
+          <w:sz w:val="24"/>
+          <w:szCs w:val="24"/>
+        </w:rPr>
+        <w:t xml:space="preserve">. https://packaging.python.org/en/latest/guides/creating-command-line-tools/</w:t>
+      </w:r>
+    </w:p>
+    <w:p>
+      <w:pPr>
+        <w:spacing w:after="200" w:line="480" w:lineRule="auto"/>
+        <w:ind w:left="720" w:hanging="720"/>
+        <w:jc w:val="both"/>
+      </w:pPr>
+      <w:r>
+        <w:rPr>
+          <w:rFonts w:ascii="Times New Roman" w:cs="Times New Roman" w:eastAsia="Times New Roman" w:hAnsi="Times New Roman"/>
+          <w:sz w:val="24"/>
+          <w:szCs w:val="24"/>
+        </w:rPr>
+        <w:t xml:space="preserve">Python Packaging Authority. (n.d.-b). </w:t>
+      </w:r>
+      <w:r>
+        <w:rPr>
+          <w:rFonts w:ascii="Times New Roman" w:cs="Times New Roman" w:eastAsia="Times New Roman" w:hAnsi="Times New Roman"/>
+          <w:i/>
+          <w:iCs/>
+          <w:sz w:val="24"/>
+          <w:szCs w:val="24"/>
+        </w:rPr>
+        <w:t xml:space="preserve">Src layout vs. flat layout</w:t>
+      </w:r>
+      <w:r>
+        <w:rPr>
+          <w:rFonts w:ascii="Times New Roman" w:cs="Times New Roman" w:eastAsia="Times New Roman" w:hAnsi="Times New Roman"/>
+          <w:sz w:val="24"/>
+          <w:szCs w:val="24"/>
+        </w:rPr>
+        <w:t xml:space="preserve">. https://packaging.python.org/en/latest/discussions/src-layout-vs-flat-layout/</w:t>
+      </w:r>
+    </w:p>
+    <w:p>
+      <w:pPr>
+        <w:spacing w:after="200" w:line="480" w:lineRule="auto"/>
+        <w:ind w:left="720" w:hanging="720"/>
+        <w:jc w:val="both"/>
+      </w:pPr>
+      <w:r>
+        <w:rPr>
+          <w:rFonts w:ascii="Times New Roman" w:cs="Times New Roman" w:eastAsia="Times New Roman" w:hAnsi="Times New Roman"/>
+          <w:sz w:val="24"/>
+          <w:szCs w:val="24"/>
+        </w:rPr>
+        <w:t xml:space="preserve">Typer. (n.d.). </w:t>
+      </w:r>
+      <w:r>
+        <w:rPr>
+          <w:rFonts w:ascii="Times New Roman" w:cs="Times New Roman" w:eastAsia="Times New Roman" w:hAnsi="Times New Roman"/>
+          <w:i/>
+          <w:iCs/>
+          <w:sz w:val="24"/>
+          <w:szCs w:val="24"/>
+        </w:rPr>
+        <w:t xml:space="preserve">Building a package</w:t>
+      </w:r>
+      <w:r>
+        <w:rPr>
+          <w:rFonts w:ascii="Times New Roman" w:cs="Times New Roman" w:eastAsia="Times New Roman" w:hAnsi="Times New Roman"/>
+          <w:sz w:val="24"/>
+          <w:szCs w:val="24"/>
+        </w:rPr>
+        <w:t xml:space="preserve">. Typer Documentation. https://typer.tiangolo.com/tutorial/package/</w:t>
+      </w:r>
+    </w:p>
+    <w:p>
+      <w:pPr>
+        <w:spacing w:after="200" w:line="480" w:lineRule="auto"/>
+        <w:ind w:left="720" w:hanging="720"/>
+        <w:jc w:val="both"/>
+      </w:pPr>
+      <w:r>
+        <w:rPr>
+          <w:rFonts w:ascii="Times New Roman" w:cs="Times New Roman" w:eastAsia="Times New Roman" w:hAnsi="Times New Roman"/>
+          <w:sz w:val="24"/>
+          <w:szCs w:val="24"/>
+        </w:rPr>
+        <w:t xml:space="preserve">Vaswani, A., Shazeer, N., Parmar, N., Uszkoreit, J., Jones, L., Gomez, A. N., Kaiser, L., &amp; Polosukhin, I. (2017). Attention is all you need. </w:t>
+      </w:r>
+      <w:r>
+        <w:rPr>
+          <w:rFonts w:ascii="Times New Roman" w:cs="Times New Roman" w:eastAsia="Times New Roman" w:hAnsi="Times New Roman"/>
+          <w:i/>
+          <w:iCs/>
+          <w:sz w:val="24"/>
+          <w:szCs w:val="24"/>
+        </w:rPr>
+        <w:t xml:space="preserve">Advances in Neural Information Processing Systems, 30</w:t>
+      </w:r>
+      <w:r>
+        <w:rPr>
+          <w:rFonts w:ascii="Times New Roman" w:cs="Times New Roman" w:eastAsia="Times New Roman" w:hAnsi="Times New Roman"/>
+          <w:sz w:val="24"/>
+          <w:szCs w:val="24"/>
+        </w:rPr>
+        <w:t xml:space="preserve">, 5998–6008.</w:t>
+      </w:r>
+    </w:p>
+    <w:p>
+      <w:pPr>
+        <w:spacing w:after="200" w:line="480" w:lineRule="auto"/>
+        <w:ind w:left="720" w:hanging="720"/>
+        <w:jc w:val="both"/>
+      </w:pPr>
+      <w:r>
+        <w:rPr>
+          <w:rFonts w:ascii="Times New Roman" w:cs="Times New Roman" w:eastAsia="Times New Roman" w:hAnsi="Times New Roman"/>
+          <w:sz w:val="24"/>
+          <w:szCs w:val="24"/>
+        </w:rPr>
+        <w:t xml:space="preserve">Zhao, R., Hu, H., Li, Y., Fan, Y., Gao, F., &amp; Gao, Z. (2024). Sequence decision transformer for adaptive traffic signal control. </w:t>
+      </w:r>
+      <w:r>
+        <w:rPr>
+          <w:rFonts w:ascii="Times New Roman" w:cs="Times New Roman" w:eastAsia="Times New Roman" w:hAnsi="Times New Roman"/>
+          <w:i/>
+          <w:iCs/>
+          <w:sz w:val="24"/>
+          <w:szCs w:val="24"/>
+        </w:rPr>
+        <w:t xml:space="preserve">Sensors, 24</w:t>
+      </w:r>
+      <w:r>
+        <w:rPr>
+          <w:rFonts w:ascii="Times New Roman" w:cs="Times New Roman" w:eastAsia="Times New Roman" w:hAnsi="Times New Roman"/>
+          <w:sz w:val="24"/>
+          <w:szCs w:val="24"/>
+        </w:rPr>
+        <w:t xml:space="preserve">(19), 6202.</w:t>
+      </w:r>
+    </w:p>
     <w:sectPr>
       <w:footerReference w:type="default" r:id="rId8"/>
       <w:pgSz w:w="11906" w:h="16838" w:orient="portrait"/>

--- a/docs/PROJECT_SUBMISSION_CH3.docx
+++ b/docs/PROJECT_SUBMISSION_CH3.docx
@@ -1937,7 +1937,7 @@
           <w:sz w:val="24"/>
           <w:szCs w:val="24"/>
         </w:rPr>
-        <w:t xml:space="preserve">This chapter positions MaHanya within four streams of prior work the reader should expect to encounter across the sections that follow. Section 2.1 traces signal control from fixed-time plans through to traffic-responsive systems such as SCOOT and SCATS, establishing the demand-responsive principle this project inherits at a smaller scale. Section 2.2 reviews learned approaches to signal control — reinforcement-learning controllers and, more directly relevant to this project’s own model design, attention-based sequence models applied to phase recommendation. Section 2.3 examines microscopic traffic simulation, and specifically SUMO, as the calibration and evaluation substrate this project and nearly all of the reviewed literature relies on in place of physical field trials. Section 2.4 identifies the gap in that literature this project is built to close: the absence, in most of it, of an explicit, model-independent safety layer standing between a learned controller’s recommendation and the signal state actually applied. Section 2.5 closes the chapter by drawing these four threads together into the specific position MaHanya occupies in the literature reviewed.</w:t>
+        <w:t xml:space="preserve">This chapter positions MaHanya within four streams of prior work the reader should expect to encounter across the sections that follow. Section 2.1 traces signal control from fixed-time plans through to traffic-responsive systems such as SCOOT and SCATS, establishing the demand-responsive principle this project inherits at a smaller scale. Section 2.2 reviews learned approaches to signal control — reinforcement-learning controllers and, more directly relevant to this project’s own model design, attention-based sequence models applied to phase recommendation. Section 2.3 examines microscopic traffic simulation, and specifically SUMO, as the calibration and evaluation substrate this project relies on, in place of physical field trials, following the same practice as the learned-control studies reviewed in Section 2.2. Section 2.4 identifies the gap in that literature this project is built to close: the absence, in most of it, of an explicit, model-independent safety layer standing between a learned controller’s recommendation and the signal state actually applied. Section 2.5 closes the chapter by drawing these four threads together into the specific position MaHanya occupies in the literature reviewed.</w:t>
       </w:r>
     </w:p>
     <w:p>
@@ -2337,7 +2337,7 @@
       <w:r>
         <w:drawing>
           <wp:inline distT="0" distB="0" distL="0" distR="0">
-            <wp:extent cx="4800600" cy="3456432"/>
+            <wp:extent cx="4800600" cy="2933020"/>
             <wp:effectExtent t="0" r="0" b="0" l="0"/>
             <wp:docPr id="1" name="" descr="" title=""/>
             <wp:cNvGraphicFramePr>
@@ -2362,7 +2362,7 @@
                   <pic:spPr bwMode="auto">
                     <a:xfrm>
                       <a:off x="0" y="0"/>
-                      <a:ext cx="4800600" cy="3456432"/>
+                      <a:ext cx="4800600" cy="2933020"/>
                     </a:xfrm>
                     <a:prstGeom prst="rect">
                       <a:avLst/>

--- a/docs/PROJECT_SUBMISSION_CH3.docx
+++ b/docs/PROJECT_SUBMISSION_CH3.docx
@@ -2061,7 +2061,7 @@
           <w:sz w:val="24"/>
           <w:szCs w:val="24"/>
         </w:rPr>
-        <w:t xml:space="preserve">Nearly all of the work reviewed above — and this project — relies on microscopic traffic simulation rather than physical field trials, both because physical trials on a real, live junction carry obvious safety and legal risk during an untested controller's development, and because simulation allows a controller to be evaluated repeatedly, deterministically (given a fixed random seed), and head-to-head against a baseline on identical traffic conditions, which a live junction cannot offer. SUMO (Simulation of Urban MObility), described by Lopez et al. (2018), is the open-source microscopic simulator this project uses, chosen because it is the de facto standard tool in this literature, exposes a mature Python control interface (TraCI) for exactly the observe/act/log loop a runtime controller needs, and supports vehicle-class flags — including an emergency-vehicle class — that this project relies on directly for its pre-emption behaviour, without needing to build a separate detection model.</w:t>
+        <w:t xml:space="preserve">Most of the learned-control literature reviewed above (Section 2.2) — and this project — relies on microscopic traffic simulation rather than physical field trials, both because physical trials on a real, live junction carry obvious safety and legal risk during an untested controller's development, and because simulation allows a controller to be evaluated repeatedly, deterministically (given a fixed random seed), and head-to-head against a baseline on identical traffic conditions, which a live junction cannot offer. SUMO (Simulation of Urban MObility), described by Lopez et al. (2018), is the open-source microscopic simulator this project uses, chosen because it is the de facto standard tool in this literature, exposes a mature Python control interface (TraCI) for exactly the observe/act/log loop a runtime controller needs, and supports vehicle-class flags — including an emergency-vehicle class — that this project relies on directly for its pre-emption behaviour, without needing to build a separate detection model.</w:t>
       </w:r>
     </w:p>
     <w:p>
@@ -2326,7 +2326,7 @@
           <w:sz w:val="24"/>
           <w:szCs w:val="24"/>
         </w:rPr>
-        <w:t xml:space="preserve">Figure 3.2 shows the same system from a use case perspective. A traffic operator monitors live junction state, the scheduler’s decision log, and evaluation results through the dashboard, while an emergency vehicle detected by the simulation triggers pre-emption directly, short-circuiting the model’s own recommendation path. Both actor-triggered flows converge on a single use case, “Validate &amp; apply signal decision,” which is the scheduler’s rule engine described in Section 3.7 and the only path by which any signal state is ever actually applied.</w:t>
+        <w:t xml:space="preserve">Figure 3.2 shows the same system from a use case perspective. A traffic operator monitors live junction state, the scheduler’s decision log, and evaluation results through the dashboard, while an emergency vehicle detected by the simulation triggers pre-emption directly, short-circuiting the model’s own automatic phase-recommendation path. Both paths converge on a single use case, “Validate &amp; apply signal decision,” which is the scheduler’s rule engine described in Section 3.7 and the only path by which any signal state is ever actually applied.</w:t>
       </w:r>
     </w:p>
     <w:p>

--- a/docs/PROJECT_SUBMISSION_CH3.docx
+++ b/docs/PROJECT_SUBMISSION_CH3.docx
@@ -2468,7 +2468,7 @@
           <w:sz w:val="24"/>
           <w:szCs w:val="24"/>
         </w:rPr>
-        <w:t xml:space="preserve">The system's calibration methodology requires vehicle-arrival counts collected at the Sapon Under-bridge Junction, per direction (north, south, east, west), across peak and off-peak sessions, recorded as five-minute interval counts (a session date, a direction, a period, an interval start time, the interval length in minutes, and the observed vehicle count). For this submission, that dataset is a synthetic placeholder — structured identically to what a real field survey would produce and documented as such in the repository, so a genuine survey's counts can be substituted as a drop-in file replacement with no code changes — pending an actual field survey at the junction; this limitation is discussed further in Section 1.6 and Section 5.4.</w:t>
+        <w:t xml:space="preserve">The system's calibration methodology requires vehicle-arrival counts collected at the Sapon Under-bridge Junction, per direction (north, south, east, west), across peak and off-peak sessions, recorded as five-minute interval counts (a session date, a direction, a period, an interval start time, the interval length in minutes, and the observed vehicle count). For this submission, that dataset is a synthetic placeholder — structured identically to what a real field survey would produce and documented as such in the repository, so a genuine survey's counts can be substituted as a drop-in file replacement with no code changes — pending an actual field survey at the junction; this limitation is discussed further in Section 1.6 and revisited as future work in Chapter Five.</w:t>
       </w:r>
     </w:p>
     <w:p>

--- a/docs/PROJECT_SUBMISSION_CH3.docx
+++ b/docs/PROJECT_SUBMISSION_CH3.docx
@@ -711,6 +711,720 @@
         </w:p>
       </w:sdtContent>
     </w:sdt>
+    <w:p>
+      <w:r>
+        <w:br w:type="page"/>
+      </w:r>
+    </w:p>
+    <w:p>
+      <w:pPr>
+        <w:spacing w:after="320" w:before="0" w:line="360" w:lineRule="auto"/>
+        <w:jc w:val="center"/>
+      </w:pPr>
+      <w:r>
+        <w:rPr>
+          <w:rFonts w:ascii="Times New Roman" w:cs="Times New Roman" w:eastAsia="Times New Roman" w:hAnsi="Times New Roman"/>
+          <w:b/>
+          <w:bCs/>
+          <w:sz w:val="28"/>
+          <w:szCs w:val="28"/>
+        </w:rPr>
+        <w:t xml:space="preserve">LIST OF TABLES</w:t>
+      </w:r>
+    </w:p>
+    <w:p>
+      <w:pPr>
+        <w:tabs>
+          <w:tab w:val="right" w:pos="9026" w:leader="dot"/>
+        </w:tabs>
+        <w:spacing w:after="160" w:line="360" w:lineRule="auto"/>
+      </w:pPr>
+      <w:r>
+        <w:rPr>
+          <w:rFonts w:ascii="Times New Roman" w:cs="Times New Roman" w:eastAsia="Times New Roman" w:hAnsi="Times New Roman"/>
+          <w:sz w:val="24"/>
+          <w:szCs w:val="24"/>
+        </w:rPr>
+        <w:fldChar w:fldCharType="begin" w:dirty="true"/>
+      </w:r>
+      <w:r>
+        <w:rPr>
+          <w:rFonts w:ascii="Times New Roman" w:cs="Times New Roman" w:eastAsia="Times New Roman" w:hAnsi="Times New Roman"/>
+          <w:sz w:val="24"/>
+          <w:szCs w:val="24"/>
+        </w:rPr>
+        <w:instrText xml:space="preserve"> REF tbl3_1 </w:instrText>
+      </w:r>
+      <w:r>
+        <w:rPr>
+          <w:rFonts w:ascii="Times New Roman" w:cs="Times New Roman" w:eastAsia="Times New Roman" w:hAnsi="Times New Roman"/>
+          <w:sz w:val="24"/>
+          <w:szCs w:val="24"/>
+        </w:rPr>
+        <w:fldChar w:fldCharType="separate"/>
+      </w:r>
+      <w:r>
+        <w:rPr>
+          <w:rFonts w:ascii="Times New Roman" w:cs="Times New Roman" w:eastAsia="Times New Roman" w:hAnsi="Times New Roman"/>
+          <w:sz w:val="24"/>
+          <w:szCs w:val="24"/>
+        </w:rPr>
+        <w:t xml:space="preserve">Table 3.1: Transformer Encoder model hyperparameters</w:t>
+      </w:r>
+      <w:r>
+        <w:rPr>
+          <w:rFonts w:ascii="Times New Roman" w:cs="Times New Roman" w:eastAsia="Times New Roman" w:hAnsi="Times New Roman"/>
+          <w:sz w:val="24"/>
+          <w:szCs w:val="24"/>
+        </w:rPr>
+        <w:fldChar w:fldCharType="end"/>
+      </w:r>
+      <w:r>
+        <w:rPr>
+          <w:rFonts w:ascii="Times New Roman" w:cs="Times New Roman" w:eastAsia="Times New Roman" w:hAnsi="Times New Roman"/>
+          <w:sz w:val="24"/>
+          <w:szCs w:val="24"/>
+        </w:rPr>
+        <w:tab/>
+      </w:r>
+      <w:r>
+        <w:rPr>
+          <w:rFonts w:ascii="Times New Roman" w:cs="Times New Roman" w:eastAsia="Times New Roman" w:hAnsi="Times New Roman"/>
+          <w:sz w:val="24"/>
+          <w:szCs w:val="24"/>
+        </w:rPr>
+        <w:fldChar w:fldCharType="begin" w:dirty="true"/>
+      </w:r>
+      <w:r>
+        <w:rPr>
+          <w:rFonts w:ascii="Times New Roman" w:cs="Times New Roman" w:eastAsia="Times New Roman" w:hAnsi="Times New Roman"/>
+          <w:sz w:val="24"/>
+          <w:szCs w:val="24"/>
+        </w:rPr>
+        <w:instrText xml:space="preserve"> PAGEREF tbl3_1 </w:instrText>
+      </w:r>
+      <w:r>
+        <w:rPr>
+          <w:rFonts w:ascii="Times New Roman" w:cs="Times New Roman" w:eastAsia="Times New Roman" w:hAnsi="Times New Roman"/>
+          <w:sz w:val="24"/>
+          <w:szCs w:val="24"/>
+        </w:rPr>
+        <w:fldChar w:fldCharType="separate"/>
+      </w:r>
+      <w:r>
+        <w:rPr>
+          <w:rFonts w:ascii="Times New Roman" w:cs="Times New Roman" w:eastAsia="Times New Roman" w:hAnsi="Times New Roman"/>
+          <w:sz w:val="24"/>
+          <w:szCs w:val="24"/>
+        </w:rPr>
+        <w:t xml:space="preserve">20</w:t>
+      </w:r>
+      <w:r>
+        <w:rPr>
+          <w:rFonts w:ascii="Times New Roman" w:cs="Times New Roman" w:eastAsia="Times New Roman" w:hAnsi="Times New Roman"/>
+          <w:sz w:val="24"/>
+          <w:szCs w:val="24"/>
+        </w:rPr>
+        <w:fldChar w:fldCharType="end"/>
+      </w:r>
+    </w:p>
+    <w:p>
+      <w:pPr>
+        <w:tabs>
+          <w:tab w:val="right" w:pos="9026" w:leader="dot"/>
+        </w:tabs>
+        <w:spacing w:after="160" w:line="360" w:lineRule="auto"/>
+      </w:pPr>
+      <w:r>
+        <w:rPr>
+          <w:rFonts w:ascii="Times New Roman" w:cs="Times New Roman" w:eastAsia="Times New Roman" w:hAnsi="Times New Roman"/>
+          <w:sz w:val="24"/>
+          <w:szCs w:val="24"/>
+        </w:rPr>
+        <w:fldChar w:fldCharType="begin" w:dirty="true"/>
+      </w:r>
+      <w:r>
+        <w:rPr>
+          <w:rFonts w:ascii="Times New Roman" w:cs="Times New Roman" w:eastAsia="Times New Roman" w:hAnsi="Times New Roman"/>
+          <w:sz w:val="24"/>
+          <w:szCs w:val="24"/>
+        </w:rPr>
+        <w:instrText xml:space="preserve"> REF tbl3_2 </w:instrText>
+      </w:r>
+      <w:r>
+        <w:rPr>
+          <w:rFonts w:ascii="Times New Roman" w:cs="Times New Roman" w:eastAsia="Times New Roman" w:hAnsi="Times New Roman"/>
+          <w:sz w:val="24"/>
+          <w:szCs w:val="24"/>
+        </w:rPr>
+        <w:fldChar w:fldCharType="separate"/>
+      </w:r>
+      <w:r>
+        <w:rPr>
+          <w:rFonts w:ascii="Times New Roman" w:cs="Times New Roman" w:eastAsia="Times New Roman" w:hAnsi="Times New Roman"/>
+          <w:sz w:val="24"/>
+          <w:szCs w:val="24"/>
+        </w:rPr>
+        <w:t xml:space="preserve">Table 3.2: Scheduler safety-rule thresholds</w:t>
+      </w:r>
+      <w:r>
+        <w:rPr>
+          <w:rFonts w:ascii="Times New Roman" w:cs="Times New Roman" w:eastAsia="Times New Roman" w:hAnsi="Times New Roman"/>
+          <w:sz w:val="24"/>
+          <w:szCs w:val="24"/>
+        </w:rPr>
+        <w:fldChar w:fldCharType="end"/>
+      </w:r>
+      <w:r>
+        <w:rPr>
+          <w:rFonts w:ascii="Times New Roman" w:cs="Times New Roman" w:eastAsia="Times New Roman" w:hAnsi="Times New Roman"/>
+          <w:sz w:val="24"/>
+          <w:szCs w:val="24"/>
+        </w:rPr>
+        <w:tab/>
+      </w:r>
+      <w:r>
+        <w:rPr>
+          <w:rFonts w:ascii="Times New Roman" w:cs="Times New Roman" w:eastAsia="Times New Roman" w:hAnsi="Times New Roman"/>
+          <w:sz w:val="24"/>
+          <w:szCs w:val="24"/>
+        </w:rPr>
+        <w:fldChar w:fldCharType="begin" w:dirty="true"/>
+      </w:r>
+      <w:r>
+        <w:rPr>
+          <w:rFonts w:ascii="Times New Roman" w:cs="Times New Roman" w:eastAsia="Times New Roman" w:hAnsi="Times New Roman"/>
+          <w:sz w:val="24"/>
+          <w:szCs w:val="24"/>
+        </w:rPr>
+        <w:instrText xml:space="preserve"> PAGEREF tbl3_2 </w:instrText>
+      </w:r>
+      <w:r>
+        <w:rPr>
+          <w:rFonts w:ascii="Times New Roman" w:cs="Times New Roman" w:eastAsia="Times New Roman" w:hAnsi="Times New Roman"/>
+          <w:sz w:val="24"/>
+          <w:szCs w:val="24"/>
+        </w:rPr>
+        <w:fldChar w:fldCharType="separate"/>
+      </w:r>
+      <w:r>
+        <w:rPr>
+          <w:rFonts w:ascii="Times New Roman" w:cs="Times New Roman" w:eastAsia="Times New Roman" w:hAnsi="Times New Roman"/>
+          <w:sz w:val="24"/>
+          <w:szCs w:val="24"/>
+        </w:rPr>
+        <w:t xml:space="preserve">21</w:t>
+      </w:r>
+      <w:r>
+        <w:rPr>
+          <w:rFonts w:ascii="Times New Roman" w:cs="Times New Roman" w:eastAsia="Times New Roman" w:hAnsi="Times New Roman"/>
+          <w:sz w:val="24"/>
+          <w:szCs w:val="24"/>
+        </w:rPr>
+        <w:fldChar w:fldCharType="end"/>
+      </w:r>
+    </w:p>
+    <w:p>
+      <w:r>
+        <w:br w:type="page"/>
+      </w:r>
+    </w:p>
+    <w:p>
+      <w:pPr>
+        <w:spacing w:after="320" w:before="0" w:line="360" w:lineRule="auto"/>
+        <w:jc w:val="center"/>
+      </w:pPr>
+      <w:r>
+        <w:rPr>
+          <w:rFonts w:ascii="Times New Roman" w:cs="Times New Roman" w:eastAsia="Times New Roman" w:hAnsi="Times New Roman"/>
+          <w:b/>
+          <w:bCs/>
+          <w:sz w:val="28"/>
+          <w:szCs w:val="28"/>
+        </w:rPr>
+        <w:t xml:space="preserve">LIST OF FIGURES</w:t>
+      </w:r>
+    </w:p>
+    <w:p>
+      <w:pPr>
+        <w:tabs>
+          <w:tab w:val="right" w:pos="9026" w:leader="dot"/>
+        </w:tabs>
+        <w:spacing w:after="160" w:line="360" w:lineRule="auto"/>
+      </w:pPr>
+      <w:r>
+        <w:rPr>
+          <w:rFonts w:ascii="Times New Roman" w:cs="Times New Roman" w:eastAsia="Times New Roman" w:hAnsi="Times New Roman"/>
+          <w:sz w:val="24"/>
+          <w:szCs w:val="24"/>
+        </w:rPr>
+        <w:fldChar w:fldCharType="begin" w:dirty="true"/>
+      </w:r>
+      <w:r>
+        <w:rPr>
+          <w:rFonts w:ascii="Times New Roman" w:cs="Times New Roman" w:eastAsia="Times New Roman" w:hAnsi="Times New Roman"/>
+          <w:sz w:val="24"/>
+          <w:szCs w:val="24"/>
+        </w:rPr>
+        <w:instrText xml:space="preserve"> REF fig3_1 </w:instrText>
+      </w:r>
+      <w:r>
+        <w:rPr>
+          <w:rFonts w:ascii="Times New Roman" w:cs="Times New Roman" w:eastAsia="Times New Roman" w:hAnsi="Times New Roman"/>
+          <w:sz w:val="24"/>
+          <w:szCs w:val="24"/>
+        </w:rPr>
+        <w:fldChar w:fldCharType="separate"/>
+      </w:r>
+      <w:r>
+        <w:rPr>
+          <w:rFonts w:ascii="Times New Roman" w:cs="Times New Roman" w:eastAsia="Times New Roman" w:hAnsi="Times New Roman"/>
+          <w:sz w:val="24"/>
+          <w:szCs w:val="24"/>
+        </w:rPr>
+        <w:t xml:space="preserve">Fig. 3.1: MaHanya system architecture and process boundaries</w:t>
+      </w:r>
+      <w:r>
+        <w:rPr>
+          <w:rFonts w:ascii="Times New Roman" w:cs="Times New Roman" w:eastAsia="Times New Roman" w:hAnsi="Times New Roman"/>
+          <w:sz w:val="24"/>
+          <w:szCs w:val="24"/>
+        </w:rPr>
+        <w:fldChar w:fldCharType="end"/>
+      </w:r>
+      <w:r>
+        <w:rPr>
+          <w:rFonts w:ascii="Times New Roman" w:cs="Times New Roman" w:eastAsia="Times New Roman" w:hAnsi="Times New Roman"/>
+          <w:sz w:val="24"/>
+          <w:szCs w:val="24"/>
+        </w:rPr>
+        <w:tab/>
+      </w:r>
+      <w:r>
+        <w:rPr>
+          <w:rFonts w:ascii="Times New Roman" w:cs="Times New Roman" w:eastAsia="Times New Roman" w:hAnsi="Times New Roman"/>
+          <w:sz w:val="24"/>
+          <w:szCs w:val="24"/>
+        </w:rPr>
+        <w:fldChar w:fldCharType="begin" w:dirty="true"/>
+      </w:r>
+      <w:r>
+        <w:rPr>
+          <w:rFonts w:ascii="Times New Roman" w:cs="Times New Roman" w:eastAsia="Times New Roman" w:hAnsi="Times New Roman"/>
+          <w:sz w:val="24"/>
+          <w:szCs w:val="24"/>
+        </w:rPr>
+        <w:instrText xml:space="preserve"> PAGEREF fig3_1 </w:instrText>
+      </w:r>
+      <w:r>
+        <w:rPr>
+          <w:rFonts w:ascii="Times New Roman" w:cs="Times New Roman" w:eastAsia="Times New Roman" w:hAnsi="Times New Roman"/>
+          <w:sz w:val="24"/>
+          <w:szCs w:val="24"/>
+        </w:rPr>
+        <w:fldChar w:fldCharType="separate"/>
+      </w:r>
+      <w:r>
+        <w:rPr>
+          <w:rFonts w:ascii="Times New Roman" w:cs="Times New Roman" w:eastAsia="Times New Roman" w:hAnsi="Times New Roman"/>
+          <w:sz w:val="24"/>
+          <w:szCs w:val="24"/>
+        </w:rPr>
+        <w:t xml:space="preserve">15</w:t>
+      </w:r>
+      <w:r>
+        <w:rPr>
+          <w:rFonts w:ascii="Times New Roman" w:cs="Times New Roman" w:eastAsia="Times New Roman" w:hAnsi="Times New Roman"/>
+          <w:sz w:val="24"/>
+          <w:szCs w:val="24"/>
+        </w:rPr>
+        <w:fldChar w:fldCharType="end"/>
+      </w:r>
+    </w:p>
+    <w:p>
+      <w:pPr>
+        <w:tabs>
+          <w:tab w:val="right" w:pos="9026" w:leader="dot"/>
+        </w:tabs>
+        <w:spacing w:after="160" w:line="360" w:lineRule="auto"/>
+      </w:pPr>
+      <w:r>
+        <w:rPr>
+          <w:rFonts w:ascii="Times New Roman" w:cs="Times New Roman" w:eastAsia="Times New Roman" w:hAnsi="Times New Roman"/>
+          <w:sz w:val="24"/>
+          <w:szCs w:val="24"/>
+        </w:rPr>
+        <w:fldChar w:fldCharType="begin" w:dirty="true"/>
+      </w:r>
+      <w:r>
+        <w:rPr>
+          <w:rFonts w:ascii="Times New Roman" w:cs="Times New Roman" w:eastAsia="Times New Roman" w:hAnsi="Times New Roman"/>
+          <w:sz w:val="24"/>
+          <w:szCs w:val="24"/>
+        </w:rPr>
+        <w:instrText xml:space="preserve"> REF fig3_2 </w:instrText>
+      </w:r>
+      <w:r>
+        <w:rPr>
+          <w:rFonts w:ascii="Times New Roman" w:cs="Times New Roman" w:eastAsia="Times New Roman" w:hAnsi="Times New Roman"/>
+          <w:sz w:val="24"/>
+          <w:szCs w:val="24"/>
+        </w:rPr>
+        <w:fldChar w:fldCharType="separate"/>
+      </w:r>
+      <w:r>
+        <w:rPr>
+          <w:rFonts w:ascii="Times New Roman" w:cs="Times New Roman" w:eastAsia="Times New Roman" w:hAnsi="Times New Roman"/>
+          <w:sz w:val="24"/>
+          <w:szCs w:val="24"/>
+        </w:rPr>
+        <w:t xml:space="preserve">Fig. 3.2: MaHanya use case diagram</w:t>
+      </w:r>
+      <w:r>
+        <w:rPr>
+          <w:rFonts w:ascii="Times New Roman" w:cs="Times New Roman" w:eastAsia="Times New Roman" w:hAnsi="Times New Roman"/>
+          <w:sz w:val="24"/>
+          <w:szCs w:val="24"/>
+        </w:rPr>
+        <w:fldChar w:fldCharType="end"/>
+      </w:r>
+      <w:r>
+        <w:rPr>
+          <w:rFonts w:ascii="Times New Roman" w:cs="Times New Roman" w:eastAsia="Times New Roman" w:hAnsi="Times New Roman"/>
+          <w:sz w:val="24"/>
+          <w:szCs w:val="24"/>
+        </w:rPr>
+        <w:tab/>
+      </w:r>
+      <w:r>
+        <w:rPr>
+          <w:rFonts w:ascii="Times New Roman" w:cs="Times New Roman" w:eastAsia="Times New Roman" w:hAnsi="Times New Roman"/>
+          <w:sz w:val="24"/>
+          <w:szCs w:val="24"/>
+        </w:rPr>
+        <w:fldChar w:fldCharType="begin" w:dirty="true"/>
+      </w:r>
+      <w:r>
+        <w:rPr>
+          <w:rFonts w:ascii="Times New Roman" w:cs="Times New Roman" w:eastAsia="Times New Roman" w:hAnsi="Times New Roman"/>
+          <w:sz w:val="24"/>
+          <w:szCs w:val="24"/>
+        </w:rPr>
+        <w:instrText xml:space="preserve"> PAGEREF fig3_2 </w:instrText>
+      </w:r>
+      <w:r>
+        <w:rPr>
+          <w:rFonts w:ascii="Times New Roman" w:cs="Times New Roman" w:eastAsia="Times New Roman" w:hAnsi="Times New Roman"/>
+          <w:sz w:val="24"/>
+          <w:szCs w:val="24"/>
+        </w:rPr>
+        <w:fldChar w:fldCharType="separate"/>
+      </w:r>
+      <w:r>
+        <w:rPr>
+          <w:rFonts w:ascii="Times New Roman" w:cs="Times New Roman" w:eastAsia="Times New Roman" w:hAnsi="Times New Roman"/>
+          <w:sz w:val="24"/>
+          <w:szCs w:val="24"/>
+        </w:rPr>
+        <w:t xml:space="preserve">16</w:t>
+      </w:r>
+      <w:r>
+        <w:rPr>
+          <w:rFonts w:ascii="Times New Roman" w:cs="Times New Roman" w:eastAsia="Times New Roman" w:hAnsi="Times New Roman"/>
+          <w:sz w:val="24"/>
+          <w:szCs w:val="24"/>
+        </w:rPr>
+        <w:fldChar w:fldCharType="end"/>
+      </w:r>
+    </w:p>
+    <w:p>
+      <w:pPr>
+        <w:tabs>
+          <w:tab w:val="right" w:pos="9026" w:leader="dot"/>
+        </w:tabs>
+        <w:spacing w:after="160" w:line="360" w:lineRule="auto"/>
+      </w:pPr>
+      <w:r>
+        <w:rPr>
+          <w:rFonts w:ascii="Times New Roman" w:cs="Times New Roman" w:eastAsia="Times New Roman" w:hAnsi="Times New Roman"/>
+          <w:sz w:val="24"/>
+          <w:szCs w:val="24"/>
+        </w:rPr>
+        <w:fldChar w:fldCharType="begin" w:dirty="true"/>
+      </w:r>
+      <w:r>
+        <w:rPr>
+          <w:rFonts w:ascii="Times New Roman" w:cs="Times New Roman" w:eastAsia="Times New Roman" w:hAnsi="Times New Roman"/>
+          <w:sz w:val="24"/>
+          <w:szCs w:val="24"/>
+        </w:rPr>
+        <w:instrText xml:space="preserve"> REF fig3_3 </w:instrText>
+      </w:r>
+      <w:r>
+        <w:rPr>
+          <w:rFonts w:ascii="Times New Roman" w:cs="Times New Roman" w:eastAsia="Times New Roman" w:hAnsi="Times New Roman"/>
+          <w:sz w:val="24"/>
+          <w:szCs w:val="24"/>
+        </w:rPr>
+        <w:fldChar w:fldCharType="separate"/>
+      </w:r>
+      <w:r>
+        <w:rPr>
+          <w:rFonts w:ascii="Times New Roman" w:cs="Times New Roman" w:eastAsia="Times New Roman" w:hAnsi="Times New Roman"/>
+          <w:sz w:val="24"/>
+          <w:szCs w:val="24"/>
+        </w:rPr>
+        <w:t xml:space="preserve">Fig. 3.3: Runtime control-loop detail (observe, predict/pre-empt, validate, apply, log)</w:t>
+      </w:r>
+      <w:r>
+        <w:rPr>
+          <w:rFonts w:ascii="Times New Roman" w:cs="Times New Roman" w:eastAsia="Times New Roman" w:hAnsi="Times New Roman"/>
+          <w:sz w:val="24"/>
+          <w:szCs w:val="24"/>
+        </w:rPr>
+        <w:fldChar w:fldCharType="end"/>
+      </w:r>
+      <w:r>
+        <w:rPr>
+          <w:rFonts w:ascii="Times New Roman" w:cs="Times New Roman" w:eastAsia="Times New Roman" w:hAnsi="Times New Roman"/>
+          <w:sz w:val="24"/>
+          <w:szCs w:val="24"/>
+        </w:rPr>
+        <w:tab/>
+      </w:r>
+      <w:r>
+        <w:rPr>
+          <w:rFonts w:ascii="Times New Roman" w:cs="Times New Roman" w:eastAsia="Times New Roman" w:hAnsi="Times New Roman"/>
+          <w:sz w:val="24"/>
+          <w:szCs w:val="24"/>
+        </w:rPr>
+        <w:fldChar w:fldCharType="begin" w:dirty="true"/>
+      </w:r>
+      <w:r>
+        <w:rPr>
+          <w:rFonts w:ascii="Times New Roman" w:cs="Times New Roman" w:eastAsia="Times New Roman" w:hAnsi="Times New Roman"/>
+          <w:sz w:val="24"/>
+          <w:szCs w:val="24"/>
+        </w:rPr>
+        <w:instrText xml:space="preserve"> PAGEREF fig3_3 </w:instrText>
+      </w:r>
+      <w:r>
+        <w:rPr>
+          <w:rFonts w:ascii="Times New Roman" w:cs="Times New Roman" w:eastAsia="Times New Roman" w:hAnsi="Times New Roman"/>
+          <w:sz w:val="24"/>
+          <w:szCs w:val="24"/>
+        </w:rPr>
+        <w:fldChar w:fldCharType="separate"/>
+      </w:r>
+      <w:r>
+        <w:rPr>
+          <w:rFonts w:ascii="Times New Roman" w:cs="Times New Roman" w:eastAsia="Times New Roman" w:hAnsi="Times New Roman"/>
+          <w:sz w:val="24"/>
+          <w:szCs w:val="24"/>
+        </w:rPr>
+        <w:t xml:space="preserve">22</w:t>
+      </w:r>
+      <w:r>
+        <w:rPr>
+          <w:rFonts w:ascii="Times New Roman" w:cs="Times New Roman" w:eastAsia="Times New Roman" w:hAnsi="Times New Roman"/>
+          <w:sz w:val="24"/>
+          <w:szCs w:val="24"/>
+        </w:rPr>
+        <w:fldChar w:fldCharType="end"/>
+      </w:r>
+    </w:p>
+    <w:p>
+      <w:pPr>
+        <w:tabs>
+          <w:tab w:val="right" w:pos="9026" w:leader="dot"/>
+        </w:tabs>
+        <w:spacing w:after="160" w:line="360" w:lineRule="auto"/>
+      </w:pPr>
+      <w:r>
+        <w:rPr>
+          <w:rFonts w:ascii="Times New Roman" w:cs="Times New Roman" w:eastAsia="Times New Roman" w:hAnsi="Times New Roman"/>
+          <w:sz w:val="24"/>
+          <w:szCs w:val="24"/>
+        </w:rPr>
+        <w:fldChar w:fldCharType="begin" w:dirty="true"/>
+      </w:r>
+      <w:r>
+        <w:rPr>
+          <w:rFonts w:ascii="Times New Roman" w:cs="Times New Roman" w:eastAsia="Times New Roman" w:hAnsi="Times New Roman"/>
+          <w:sz w:val="24"/>
+          <w:szCs w:val="24"/>
+        </w:rPr>
+        <w:instrText xml:space="preserve"> REF fig3_4 </w:instrText>
+      </w:r>
+      <w:r>
+        <w:rPr>
+          <w:rFonts w:ascii="Times New Roman" w:cs="Times New Roman" w:eastAsia="Times New Roman" w:hAnsi="Times New Roman"/>
+          <w:sz w:val="24"/>
+          <w:szCs w:val="24"/>
+        </w:rPr>
+        <w:fldChar w:fldCharType="separate"/>
+      </w:r>
+      <w:r>
+        <w:rPr>
+          <w:rFonts w:ascii="Times New Roman" w:cs="Times New Roman" w:eastAsia="Times New Roman" w:hAnsi="Times New Roman"/>
+          <w:sz w:val="24"/>
+          <w:szCs w:val="24"/>
+        </w:rPr>
+        <w:t xml:space="preserve">Fig. 3.4: End-to-end pipeline, from field data collection to the dashboard</w:t>
+      </w:r>
+      <w:r>
+        <w:rPr>
+          <w:rFonts w:ascii="Times New Roman" w:cs="Times New Roman" w:eastAsia="Times New Roman" w:hAnsi="Times New Roman"/>
+          <w:sz w:val="24"/>
+          <w:szCs w:val="24"/>
+        </w:rPr>
+        <w:fldChar w:fldCharType="end"/>
+      </w:r>
+      <w:r>
+        <w:rPr>
+          <w:rFonts w:ascii="Times New Roman" w:cs="Times New Roman" w:eastAsia="Times New Roman" w:hAnsi="Times New Roman"/>
+          <w:sz w:val="24"/>
+          <w:szCs w:val="24"/>
+        </w:rPr>
+        <w:tab/>
+      </w:r>
+      <w:r>
+        <w:rPr>
+          <w:rFonts w:ascii="Times New Roman" w:cs="Times New Roman" w:eastAsia="Times New Roman" w:hAnsi="Times New Roman"/>
+          <w:sz w:val="24"/>
+          <w:szCs w:val="24"/>
+        </w:rPr>
+        <w:fldChar w:fldCharType="begin" w:dirty="true"/>
+      </w:r>
+      <w:r>
+        <w:rPr>
+          <w:rFonts w:ascii="Times New Roman" w:cs="Times New Roman" w:eastAsia="Times New Roman" w:hAnsi="Times New Roman"/>
+          <w:sz w:val="24"/>
+          <w:szCs w:val="24"/>
+        </w:rPr>
+        <w:instrText xml:space="preserve"> PAGEREF fig3_4 </w:instrText>
+      </w:r>
+      <w:r>
+        <w:rPr>
+          <w:rFonts w:ascii="Times New Roman" w:cs="Times New Roman" w:eastAsia="Times New Roman" w:hAnsi="Times New Roman"/>
+          <w:sz w:val="24"/>
+          <w:szCs w:val="24"/>
+        </w:rPr>
+        <w:fldChar w:fldCharType="separate"/>
+      </w:r>
+      <w:r>
+        <w:rPr>
+          <w:rFonts w:ascii="Times New Roman" w:cs="Times New Roman" w:eastAsia="Times New Roman" w:hAnsi="Times New Roman"/>
+          <w:sz w:val="24"/>
+          <w:szCs w:val="24"/>
+        </w:rPr>
+        <w:t xml:space="preserve">24</w:t>
+      </w:r>
+      <w:r>
+        <w:rPr>
+          <w:rFonts w:ascii="Times New Roman" w:cs="Times New Roman" w:eastAsia="Times New Roman" w:hAnsi="Times New Roman"/>
+          <w:sz w:val="24"/>
+          <w:szCs w:val="24"/>
+        </w:rPr>
+        <w:fldChar w:fldCharType="end"/>
+      </w:r>
+    </w:p>
+    <w:p>
+      <w:pPr>
+        <w:tabs>
+          <w:tab w:val="right" w:pos="9026" w:leader="dot"/>
+        </w:tabs>
+        <w:spacing w:after="160" w:line="360" w:lineRule="auto"/>
+      </w:pPr>
+      <w:r>
+        <w:rPr>
+          <w:rFonts w:ascii="Times New Roman" w:cs="Times New Roman" w:eastAsia="Times New Roman" w:hAnsi="Times New Roman"/>
+          <w:sz w:val="24"/>
+          <w:szCs w:val="24"/>
+        </w:rPr>
+        <w:fldChar w:fldCharType="begin" w:dirty="true"/>
+      </w:r>
+      <w:r>
+        <w:rPr>
+          <w:rFonts w:ascii="Times New Roman" w:cs="Times New Roman" w:eastAsia="Times New Roman" w:hAnsi="Times New Roman"/>
+          <w:sz w:val="24"/>
+          <w:szCs w:val="24"/>
+        </w:rPr>
+        <w:instrText xml:space="preserve"> REF fig3_5 </w:instrText>
+      </w:r>
+      <w:r>
+        <w:rPr>
+          <w:rFonts w:ascii="Times New Roman" w:cs="Times New Roman" w:eastAsia="Times New Roman" w:hAnsi="Times New Roman"/>
+          <w:sz w:val="24"/>
+          <w:szCs w:val="24"/>
+        </w:rPr>
+        <w:fldChar w:fldCharType="separate"/>
+      </w:r>
+      <w:r>
+        <w:rPr>
+          <w:rFonts w:ascii="Times New Roman" w:cs="Times New Roman" w:eastAsia="Times New Roman" w:hAnsi="Times New Roman"/>
+          <w:sz w:val="24"/>
+          <w:szCs w:val="24"/>
+        </w:rPr>
+        <w:t xml:space="preserve">Fig. 3.5: mahanya module dependency graph</w:t>
+      </w:r>
+      <w:r>
+        <w:rPr>
+          <w:rFonts w:ascii="Times New Roman" w:cs="Times New Roman" w:eastAsia="Times New Roman" w:hAnsi="Times New Roman"/>
+          <w:sz w:val="24"/>
+          <w:szCs w:val="24"/>
+        </w:rPr>
+        <w:fldChar w:fldCharType="end"/>
+      </w:r>
+      <w:r>
+        <w:rPr>
+          <w:rFonts w:ascii="Times New Roman" w:cs="Times New Roman" w:eastAsia="Times New Roman" w:hAnsi="Times New Roman"/>
+          <w:sz w:val="24"/>
+          <w:szCs w:val="24"/>
+        </w:rPr>
+        <w:tab/>
+      </w:r>
+      <w:r>
+        <w:rPr>
+          <w:rFonts w:ascii="Times New Roman" w:cs="Times New Roman" w:eastAsia="Times New Roman" w:hAnsi="Times New Roman"/>
+          <w:sz w:val="24"/>
+          <w:szCs w:val="24"/>
+        </w:rPr>
+        <w:fldChar w:fldCharType="begin" w:dirty="true"/>
+      </w:r>
+      <w:r>
+        <w:rPr>
+          <w:rFonts w:ascii="Times New Roman" w:cs="Times New Roman" w:eastAsia="Times New Roman" w:hAnsi="Times New Roman"/>
+          <w:sz w:val="24"/>
+          <w:szCs w:val="24"/>
+        </w:rPr>
+        <w:instrText xml:space="preserve"> PAGEREF fig3_5 </w:instrText>
+      </w:r>
+      <w:r>
+        <w:rPr>
+          <w:rFonts w:ascii="Times New Roman" w:cs="Times New Roman" w:eastAsia="Times New Roman" w:hAnsi="Times New Roman"/>
+          <w:sz w:val="24"/>
+          <w:szCs w:val="24"/>
+        </w:rPr>
+        <w:fldChar w:fldCharType="separate"/>
+      </w:r>
+      <w:r>
+        <w:rPr>
+          <w:rFonts w:ascii="Times New Roman" w:cs="Times New Roman" w:eastAsia="Times New Roman" w:hAnsi="Times New Roman"/>
+          <w:sz w:val="24"/>
+          <w:szCs w:val="24"/>
+        </w:rPr>
+        <w:t xml:space="preserve">25</w:t>
+      </w:r>
+      <w:r>
+        <w:rPr>
+          <w:rFonts w:ascii="Times New Roman" w:cs="Times New Roman" w:eastAsia="Times New Roman" w:hAnsi="Times New Roman"/>
+          <w:sz w:val="24"/>
+          <w:szCs w:val="24"/>
+        </w:rPr>
+        <w:fldChar w:fldCharType="end"/>
+      </w:r>
+    </w:p>
     <w:p>
       <w:r>
         <w:br w:type="page"/>

--- a/docs/PROJECT_SUBMISSION_CH3.docx
+++ b/docs/PROJECT_SUBMISSION_CH3.docx
@@ -624,35 +624,35 @@
           <w:sz w:val="24"/>
           <w:szCs w:val="24"/>
         </w:rPr>
-        <w:t xml:space="preserve">Fixed-time traffic signal systems allocate green time on a predetermined schedule regardless of real-time demand, producing unnecessary delay at unevenly loaded junctions and providing no systematic mechanism for prioritising emergency vehicles. This project, named MaHanya, designs and implements a simulation-based, priority-aware intelligent traffic control system for a real four-way junction — the Sapon Under-bridge Junction, Abeokuta — using microscopic traffic simulation, a learned phase-recommendation model, and a deterministic safety scheduler that has the sole authority to decide what signal state is actually applied.</w:t>
-      </w:r>
-    </w:p>
-    <w:p>
-      <w:pPr>
-        <w:spacing w:after="240" w:line="480" w:lineRule="auto"/>
-        <w:jc w:val="both"/>
-      </w:pPr>
-      <w:r>
-        <w:rPr>
-          <w:rFonts w:ascii="Times New Roman" w:cs="Times New Roman" w:eastAsia="Times New Roman" w:hAnsi="Times New Roman"/>
-          <w:sz w:val="24"/>
-          <w:szCs w:val="24"/>
-        </w:rPr>
-        <w:t xml:space="preserve">Vehicle-arrival counts collected across the junction's four approaches, for peak and off-peak periods, were fitted to Poisson arrival distributions using scipy.stats and used to calibrate a multi-phase microscopic simulation of the junction in SUMO (Simulation of Urban MObility), built with netedit and driven at runtime through the TraCI control interface. Time-series traffic-state sequences generated from the calibrated simulation were used to train a lightweight Transformer Encoder, implemented in PyTorch, that recommends a signal phase from a sixteen-tick window of observed traffic state. A deterministic rule-based scheduler validates every recommendation the model produces against operational safety constraints — minimum and maximum green time, yellow and all-red transition intervals, anti-starvation, and emergency-vehicle pre-emption — before any phase change is applied, and logs every decision with an explicit, auditable reason code. A Next.js single-page dashboard, talking only to an internal FastAPI relay, renders the live junction, the active signal phase, priority events, and the model's recommendation alongside the scheduler's actual decision in real time.</w:t>
-      </w:r>
-    </w:p>
-    <w:p>
-      <w:pPr>
-        <w:spacing w:after="240" w:line="480" w:lineRule="auto"/>
-        <w:jc w:val="both"/>
-      </w:pPr>
-      <w:r>
-        <w:rPr>
-          <w:rFonts w:ascii="Times New Roman" w:cs="Times New Roman" w:eastAsia="Times New Roman" w:hAnsi="Times New Roman"/>
-          <w:sz w:val="24"/>
-          <w:szCs w:val="24"/>
-        </w:rPr>
-        <w:t xml:space="preserve">The trained model reached 91.9% validation accuracy in recommending the scheduler's own logged phase decisions. Evaluated head-to-head against a fixed-time baseline on identical fifteen-minute simulation runs of the calibrated peak-hour scenario, the intelligent controller reduced priority-vehicle response time by 44.5% (23.9s versus 43.0s) at a small cost in average waiting time (23.8s versus 22.3s) and throughput (380 versus 384 vehicles per hour); the off-peak scenario showed the same pattern, with a 43.2% improvement in priority response time. These results demonstrate that a learned recommender constrained by a deterministic, exhaustively-testable safety layer can materially improve the safety-critical objective of the system — getting emergency vehicles through the junction faster — without violating any hard operational constraint, while identifying average-case throughput as an area for future tuning.</w:t>
+        <w:t xml:space="preserve">Fixed-time traffic signal systems allocate green time on a predetermined schedule regardless of real-time demand, producing unnecessary delay at unevenly loaded junctions and providing no systematic mechanism for prioritising emergency vehicles. This project, named MaHanya, designs and implements a simulation-based, priority-aware intelligent traffic control system for a real four-way junction, the Sapon Under-bridge Junction, Abeokuta, using microscopic traffic simulation, a learned phase-recommendation model, and a deterministic safety scheduler that has the sole authority to decide what signal state is actually applied.</w:t>
+      </w:r>
+    </w:p>
+    <w:p>
+      <w:pPr>
+        <w:spacing w:after="240" w:line="480" w:lineRule="auto"/>
+        <w:jc w:val="both"/>
+      </w:pPr>
+      <w:r>
+        <w:rPr>
+          <w:rFonts w:ascii="Times New Roman" w:cs="Times New Roman" w:eastAsia="Times New Roman" w:hAnsi="Times New Roman"/>
+          <w:sz w:val="24"/>
+          <w:szCs w:val="24"/>
+        </w:rPr>
+        <w:t xml:space="preserve">Vehicle-arrival counts collected across the junction's four approaches, for peak and off-peak periods, were fitted to Poisson arrival distributions using scipy.stats and used to calibrate a multi-phase microscopic simulation of the junction in SUMO (Simulation of Urban MObility), built with netedit and driven at runtime through the TraCI control interface. Time-series traffic-state sequences generated from the calibrated simulation were used to train a lightweight Transformer Encoder, implemented in PyTorch, that recommends a signal phase from a sixteen-tick window of observed traffic state. A deterministic rule-based scheduler validates every recommendation the model produces against operational safety constraints (minimum and maximum green time, yellow and all-red transition intervals, anti-starvation, and emergency-vehicle pre-emption) before any phase change is applied, and logs every decision with an explicit, auditable reason code. A Next.js single-page dashboard, talking only to an internal FastAPI relay, renders the live junction, the active signal phase, priority events, and the model's recommendation alongside the scheduler's actual decision in real time.</w:t>
+      </w:r>
+    </w:p>
+    <w:p>
+      <w:pPr>
+        <w:spacing w:after="240" w:line="480" w:lineRule="auto"/>
+        <w:jc w:val="both"/>
+      </w:pPr>
+      <w:r>
+        <w:rPr>
+          <w:rFonts w:ascii="Times New Roman" w:cs="Times New Roman" w:eastAsia="Times New Roman" w:hAnsi="Times New Roman"/>
+          <w:sz w:val="24"/>
+          <w:szCs w:val="24"/>
+        </w:rPr>
+        <w:t xml:space="preserve">The trained model reached 91.9% validation accuracy in recommending the scheduler's own logged phase decisions. Evaluated head-to-head against a fixed-time baseline on identical fifteen-minute simulation runs of the calibrated peak-hour scenario, the intelligent controller reduced priority-vehicle response time by 44.5% (23.9s versus 43.0s) at a small cost in average waiting time (23.8s versus 22.3s) and throughput (380 versus 384 vehicles per hour); the off-peak scenario showed the same pattern, with a 43.2% improvement in priority response time. These results demonstrate that a learned recommender constrained by a deterministic, exhaustively-testable safety layer can materially improve the safety-critical objective of the system (getting emergency vehicles through the junction faster) without violating any hard operational constraint, while identifying average-case throughput as an area for future tuning.</w:t>
       </w:r>
     </w:p>
     <w:p>
@@ -746,85 +746,15 @@
           <w:szCs w:val="24"/>
         </w:rPr>
         <w:fldChar w:fldCharType="begin" w:dirty="true"/>
-      </w:r>
-      <w:r>
-        <w:rPr>
-          <w:rFonts w:ascii="Times New Roman" w:cs="Times New Roman" w:eastAsia="Times New Roman" w:hAnsi="Times New Roman"/>
-          <w:sz w:val="24"/>
-          <w:szCs w:val="24"/>
-        </w:rPr>
         <w:instrText xml:space="preserve"> REF tbl3_1 </w:instrText>
-      </w:r>
-      <w:r>
-        <w:rPr>
-          <w:rFonts w:ascii="Times New Roman" w:cs="Times New Roman" w:eastAsia="Times New Roman" w:hAnsi="Times New Roman"/>
-          <w:sz w:val="24"/>
-          <w:szCs w:val="24"/>
-        </w:rPr>
         <w:fldChar w:fldCharType="separate"/>
-      </w:r>
-      <w:r>
-        <w:rPr>
-          <w:rFonts w:ascii="Times New Roman" w:cs="Times New Roman" w:eastAsia="Times New Roman" w:hAnsi="Times New Roman"/>
-          <w:sz w:val="24"/>
-          <w:szCs w:val="24"/>
-        </w:rPr>
         <w:t xml:space="preserve">Table 3.1: Transformer Encoder model hyperparameters</w:t>
-      </w:r>
-      <w:r>
-        <w:rPr>
-          <w:rFonts w:ascii="Times New Roman" w:cs="Times New Roman" w:eastAsia="Times New Roman" w:hAnsi="Times New Roman"/>
-          <w:sz w:val="24"/>
-          <w:szCs w:val="24"/>
-        </w:rPr>
         <w:fldChar w:fldCharType="end"/>
-      </w:r>
-      <w:r>
-        <w:rPr>
-          <w:rFonts w:ascii="Times New Roman" w:cs="Times New Roman" w:eastAsia="Times New Roman" w:hAnsi="Times New Roman"/>
-          <w:sz w:val="24"/>
-          <w:szCs w:val="24"/>
-        </w:rPr>
         <w:tab/>
-      </w:r>
-      <w:r>
-        <w:rPr>
-          <w:rFonts w:ascii="Times New Roman" w:cs="Times New Roman" w:eastAsia="Times New Roman" w:hAnsi="Times New Roman"/>
-          <w:sz w:val="24"/>
-          <w:szCs w:val="24"/>
-        </w:rPr>
         <w:fldChar w:fldCharType="begin" w:dirty="true"/>
-      </w:r>
-      <w:r>
-        <w:rPr>
-          <w:rFonts w:ascii="Times New Roman" w:cs="Times New Roman" w:eastAsia="Times New Roman" w:hAnsi="Times New Roman"/>
-          <w:sz w:val="24"/>
-          <w:szCs w:val="24"/>
-        </w:rPr>
         <w:instrText xml:space="preserve"> PAGEREF tbl3_1 </w:instrText>
-      </w:r>
-      <w:r>
-        <w:rPr>
-          <w:rFonts w:ascii="Times New Roman" w:cs="Times New Roman" w:eastAsia="Times New Roman" w:hAnsi="Times New Roman"/>
-          <w:sz w:val="24"/>
-          <w:szCs w:val="24"/>
-        </w:rPr>
         <w:fldChar w:fldCharType="separate"/>
-      </w:r>
-      <w:r>
-        <w:rPr>
-          <w:rFonts w:ascii="Times New Roman" w:cs="Times New Roman" w:eastAsia="Times New Roman" w:hAnsi="Times New Roman"/>
-          <w:sz w:val="24"/>
-          <w:szCs w:val="24"/>
-        </w:rPr>
         <w:t xml:space="preserve">20</w:t>
-      </w:r>
-      <w:r>
-        <w:rPr>
-          <w:rFonts w:ascii="Times New Roman" w:cs="Times New Roman" w:eastAsia="Times New Roman" w:hAnsi="Times New Roman"/>
-          <w:sz w:val="24"/>
-          <w:szCs w:val="24"/>
-        </w:rPr>
         <w:fldChar w:fldCharType="end"/>
       </w:r>
     </w:p>
@@ -842,85 +772,15 @@
           <w:szCs w:val="24"/>
         </w:rPr>
         <w:fldChar w:fldCharType="begin" w:dirty="true"/>
-      </w:r>
-      <w:r>
-        <w:rPr>
-          <w:rFonts w:ascii="Times New Roman" w:cs="Times New Roman" w:eastAsia="Times New Roman" w:hAnsi="Times New Roman"/>
-          <w:sz w:val="24"/>
-          <w:szCs w:val="24"/>
-        </w:rPr>
         <w:instrText xml:space="preserve"> REF tbl3_2 </w:instrText>
-      </w:r>
-      <w:r>
-        <w:rPr>
-          <w:rFonts w:ascii="Times New Roman" w:cs="Times New Roman" w:eastAsia="Times New Roman" w:hAnsi="Times New Roman"/>
-          <w:sz w:val="24"/>
-          <w:szCs w:val="24"/>
-        </w:rPr>
         <w:fldChar w:fldCharType="separate"/>
-      </w:r>
-      <w:r>
-        <w:rPr>
-          <w:rFonts w:ascii="Times New Roman" w:cs="Times New Roman" w:eastAsia="Times New Roman" w:hAnsi="Times New Roman"/>
-          <w:sz w:val="24"/>
-          <w:szCs w:val="24"/>
-        </w:rPr>
         <w:t xml:space="preserve">Table 3.2: Scheduler safety-rule thresholds</w:t>
-      </w:r>
-      <w:r>
-        <w:rPr>
-          <w:rFonts w:ascii="Times New Roman" w:cs="Times New Roman" w:eastAsia="Times New Roman" w:hAnsi="Times New Roman"/>
-          <w:sz w:val="24"/>
-          <w:szCs w:val="24"/>
-        </w:rPr>
         <w:fldChar w:fldCharType="end"/>
-      </w:r>
-      <w:r>
-        <w:rPr>
-          <w:rFonts w:ascii="Times New Roman" w:cs="Times New Roman" w:eastAsia="Times New Roman" w:hAnsi="Times New Roman"/>
-          <w:sz w:val="24"/>
-          <w:szCs w:val="24"/>
-        </w:rPr>
         <w:tab/>
-      </w:r>
-      <w:r>
-        <w:rPr>
-          <w:rFonts w:ascii="Times New Roman" w:cs="Times New Roman" w:eastAsia="Times New Roman" w:hAnsi="Times New Roman"/>
-          <w:sz w:val="24"/>
-          <w:szCs w:val="24"/>
-        </w:rPr>
         <w:fldChar w:fldCharType="begin" w:dirty="true"/>
-      </w:r>
-      <w:r>
-        <w:rPr>
-          <w:rFonts w:ascii="Times New Roman" w:cs="Times New Roman" w:eastAsia="Times New Roman" w:hAnsi="Times New Roman"/>
-          <w:sz w:val="24"/>
-          <w:szCs w:val="24"/>
-        </w:rPr>
         <w:instrText xml:space="preserve"> PAGEREF tbl3_2 </w:instrText>
-      </w:r>
-      <w:r>
-        <w:rPr>
-          <w:rFonts w:ascii="Times New Roman" w:cs="Times New Roman" w:eastAsia="Times New Roman" w:hAnsi="Times New Roman"/>
-          <w:sz w:val="24"/>
-          <w:szCs w:val="24"/>
-        </w:rPr>
         <w:fldChar w:fldCharType="separate"/>
-      </w:r>
-      <w:r>
-        <w:rPr>
-          <w:rFonts w:ascii="Times New Roman" w:cs="Times New Roman" w:eastAsia="Times New Roman" w:hAnsi="Times New Roman"/>
-          <w:sz w:val="24"/>
-          <w:szCs w:val="24"/>
-        </w:rPr>
         <w:t xml:space="preserve">21</w:t>
-      </w:r>
-      <w:r>
-        <w:rPr>
-          <w:rFonts w:ascii="Times New Roman" w:cs="Times New Roman" w:eastAsia="Times New Roman" w:hAnsi="Times New Roman"/>
-          <w:sz w:val="24"/>
-          <w:szCs w:val="24"/>
-        </w:rPr>
         <w:fldChar w:fldCharType="end"/>
       </w:r>
     </w:p>
@@ -959,85 +819,15 @@
           <w:szCs w:val="24"/>
         </w:rPr>
         <w:fldChar w:fldCharType="begin" w:dirty="true"/>
-      </w:r>
-      <w:r>
-        <w:rPr>
-          <w:rFonts w:ascii="Times New Roman" w:cs="Times New Roman" w:eastAsia="Times New Roman" w:hAnsi="Times New Roman"/>
-          <w:sz w:val="24"/>
-          <w:szCs w:val="24"/>
-        </w:rPr>
         <w:instrText xml:space="preserve"> REF fig3_1 </w:instrText>
-      </w:r>
-      <w:r>
-        <w:rPr>
-          <w:rFonts w:ascii="Times New Roman" w:cs="Times New Roman" w:eastAsia="Times New Roman" w:hAnsi="Times New Roman"/>
-          <w:sz w:val="24"/>
-          <w:szCs w:val="24"/>
-        </w:rPr>
         <w:fldChar w:fldCharType="separate"/>
-      </w:r>
-      <w:r>
-        <w:rPr>
-          <w:rFonts w:ascii="Times New Roman" w:cs="Times New Roman" w:eastAsia="Times New Roman" w:hAnsi="Times New Roman"/>
-          <w:sz w:val="24"/>
-          <w:szCs w:val="24"/>
-        </w:rPr>
         <w:t xml:space="preserve">Fig. 3.1: MaHanya system architecture and process boundaries</w:t>
-      </w:r>
-      <w:r>
-        <w:rPr>
-          <w:rFonts w:ascii="Times New Roman" w:cs="Times New Roman" w:eastAsia="Times New Roman" w:hAnsi="Times New Roman"/>
-          <w:sz w:val="24"/>
-          <w:szCs w:val="24"/>
-        </w:rPr>
         <w:fldChar w:fldCharType="end"/>
-      </w:r>
-      <w:r>
-        <w:rPr>
-          <w:rFonts w:ascii="Times New Roman" w:cs="Times New Roman" w:eastAsia="Times New Roman" w:hAnsi="Times New Roman"/>
-          <w:sz w:val="24"/>
-          <w:szCs w:val="24"/>
-        </w:rPr>
         <w:tab/>
-      </w:r>
-      <w:r>
-        <w:rPr>
-          <w:rFonts w:ascii="Times New Roman" w:cs="Times New Roman" w:eastAsia="Times New Roman" w:hAnsi="Times New Roman"/>
-          <w:sz w:val="24"/>
-          <w:szCs w:val="24"/>
-        </w:rPr>
         <w:fldChar w:fldCharType="begin" w:dirty="true"/>
-      </w:r>
-      <w:r>
-        <w:rPr>
-          <w:rFonts w:ascii="Times New Roman" w:cs="Times New Roman" w:eastAsia="Times New Roman" w:hAnsi="Times New Roman"/>
-          <w:sz w:val="24"/>
-          <w:szCs w:val="24"/>
-        </w:rPr>
         <w:instrText xml:space="preserve"> PAGEREF fig3_1 </w:instrText>
-      </w:r>
-      <w:r>
-        <w:rPr>
-          <w:rFonts w:ascii="Times New Roman" w:cs="Times New Roman" w:eastAsia="Times New Roman" w:hAnsi="Times New Roman"/>
-          <w:sz w:val="24"/>
-          <w:szCs w:val="24"/>
-        </w:rPr>
         <w:fldChar w:fldCharType="separate"/>
-      </w:r>
-      <w:r>
-        <w:rPr>
-          <w:rFonts w:ascii="Times New Roman" w:cs="Times New Roman" w:eastAsia="Times New Roman" w:hAnsi="Times New Roman"/>
-          <w:sz w:val="24"/>
-          <w:szCs w:val="24"/>
-        </w:rPr>
         <w:t xml:space="preserve">15</w:t>
-      </w:r>
-      <w:r>
-        <w:rPr>
-          <w:rFonts w:ascii="Times New Roman" w:cs="Times New Roman" w:eastAsia="Times New Roman" w:hAnsi="Times New Roman"/>
-          <w:sz w:val="24"/>
-          <w:szCs w:val="24"/>
-        </w:rPr>
         <w:fldChar w:fldCharType="end"/>
       </w:r>
     </w:p>
@@ -1055,85 +845,15 @@
           <w:szCs w:val="24"/>
         </w:rPr>
         <w:fldChar w:fldCharType="begin" w:dirty="true"/>
-      </w:r>
-      <w:r>
-        <w:rPr>
-          <w:rFonts w:ascii="Times New Roman" w:cs="Times New Roman" w:eastAsia="Times New Roman" w:hAnsi="Times New Roman"/>
-          <w:sz w:val="24"/>
-          <w:szCs w:val="24"/>
-        </w:rPr>
         <w:instrText xml:space="preserve"> REF fig3_2 </w:instrText>
-      </w:r>
-      <w:r>
-        <w:rPr>
-          <w:rFonts w:ascii="Times New Roman" w:cs="Times New Roman" w:eastAsia="Times New Roman" w:hAnsi="Times New Roman"/>
-          <w:sz w:val="24"/>
-          <w:szCs w:val="24"/>
-        </w:rPr>
         <w:fldChar w:fldCharType="separate"/>
-      </w:r>
-      <w:r>
-        <w:rPr>
-          <w:rFonts w:ascii="Times New Roman" w:cs="Times New Roman" w:eastAsia="Times New Roman" w:hAnsi="Times New Roman"/>
-          <w:sz w:val="24"/>
-          <w:szCs w:val="24"/>
-        </w:rPr>
         <w:t xml:space="preserve">Fig. 3.2: MaHanya use case diagram</w:t>
-      </w:r>
-      <w:r>
-        <w:rPr>
-          <w:rFonts w:ascii="Times New Roman" w:cs="Times New Roman" w:eastAsia="Times New Roman" w:hAnsi="Times New Roman"/>
-          <w:sz w:val="24"/>
-          <w:szCs w:val="24"/>
-        </w:rPr>
         <w:fldChar w:fldCharType="end"/>
-      </w:r>
-      <w:r>
-        <w:rPr>
-          <w:rFonts w:ascii="Times New Roman" w:cs="Times New Roman" w:eastAsia="Times New Roman" w:hAnsi="Times New Roman"/>
-          <w:sz w:val="24"/>
-          <w:szCs w:val="24"/>
-        </w:rPr>
         <w:tab/>
-      </w:r>
-      <w:r>
-        <w:rPr>
-          <w:rFonts w:ascii="Times New Roman" w:cs="Times New Roman" w:eastAsia="Times New Roman" w:hAnsi="Times New Roman"/>
-          <w:sz w:val="24"/>
-          <w:szCs w:val="24"/>
-        </w:rPr>
         <w:fldChar w:fldCharType="begin" w:dirty="true"/>
-      </w:r>
-      <w:r>
-        <w:rPr>
-          <w:rFonts w:ascii="Times New Roman" w:cs="Times New Roman" w:eastAsia="Times New Roman" w:hAnsi="Times New Roman"/>
-          <w:sz w:val="24"/>
-          <w:szCs w:val="24"/>
-        </w:rPr>
         <w:instrText xml:space="preserve"> PAGEREF fig3_2 </w:instrText>
-      </w:r>
-      <w:r>
-        <w:rPr>
-          <w:rFonts w:ascii="Times New Roman" w:cs="Times New Roman" w:eastAsia="Times New Roman" w:hAnsi="Times New Roman"/>
-          <w:sz w:val="24"/>
-          <w:szCs w:val="24"/>
-        </w:rPr>
         <w:fldChar w:fldCharType="separate"/>
-      </w:r>
-      <w:r>
-        <w:rPr>
-          <w:rFonts w:ascii="Times New Roman" w:cs="Times New Roman" w:eastAsia="Times New Roman" w:hAnsi="Times New Roman"/>
-          <w:sz w:val="24"/>
-          <w:szCs w:val="24"/>
-        </w:rPr>
         <w:t xml:space="preserve">16</w:t>
-      </w:r>
-      <w:r>
-        <w:rPr>
-          <w:rFonts w:ascii="Times New Roman" w:cs="Times New Roman" w:eastAsia="Times New Roman" w:hAnsi="Times New Roman"/>
-          <w:sz w:val="24"/>
-          <w:szCs w:val="24"/>
-        </w:rPr>
         <w:fldChar w:fldCharType="end"/>
       </w:r>
     </w:p>
@@ -1151,85 +871,15 @@
           <w:szCs w:val="24"/>
         </w:rPr>
         <w:fldChar w:fldCharType="begin" w:dirty="true"/>
-      </w:r>
-      <w:r>
-        <w:rPr>
-          <w:rFonts w:ascii="Times New Roman" w:cs="Times New Roman" w:eastAsia="Times New Roman" w:hAnsi="Times New Roman"/>
-          <w:sz w:val="24"/>
-          <w:szCs w:val="24"/>
-        </w:rPr>
         <w:instrText xml:space="preserve"> REF fig3_3 </w:instrText>
-      </w:r>
-      <w:r>
-        <w:rPr>
-          <w:rFonts w:ascii="Times New Roman" w:cs="Times New Roman" w:eastAsia="Times New Roman" w:hAnsi="Times New Roman"/>
-          <w:sz w:val="24"/>
-          <w:szCs w:val="24"/>
-        </w:rPr>
         <w:fldChar w:fldCharType="separate"/>
-      </w:r>
-      <w:r>
-        <w:rPr>
-          <w:rFonts w:ascii="Times New Roman" w:cs="Times New Roman" w:eastAsia="Times New Roman" w:hAnsi="Times New Roman"/>
-          <w:sz w:val="24"/>
-          <w:szCs w:val="24"/>
-        </w:rPr>
         <w:t xml:space="preserve">Fig. 3.3: Runtime control-loop detail (observe, predict/pre-empt, validate, apply, log)</w:t>
-      </w:r>
-      <w:r>
-        <w:rPr>
-          <w:rFonts w:ascii="Times New Roman" w:cs="Times New Roman" w:eastAsia="Times New Roman" w:hAnsi="Times New Roman"/>
-          <w:sz w:val="24"/>
-          <w:szCs w:val="24"/>
-        </w:rPr>
         <w:fldChar w:fldCharType="end"/>
-      </w:r>
-      <w:r>
-        <w:rPr>
-          <w:rFonts w:ascii="Times New Roman" w:cs="Times New Roman" w:eastAsia="Times New Roman" w:hAnsi="Times New Roman"/>
-          <w:sz w:val="24"/>
-          <w:szCs w:val="24"/>
-        </w:rPr>
         <w:tab/>
-      </w:r>
-      <w:r>
-        <w:rPr>
-          <w:rFonts w:ascii="Times New Roman" w:cs="Times New Roman" w:eastAsia="Times New Roman" w:hAnsi="Times New Roman"/>
-          <w:sz w:val="24"/>
-          <w:szCs w:val="24"/>
-        </w:rPr>
         <w:fldChar w:fldCharType="begin" w:dirty="true"/>
-      </w:r>
-      <w:r>
-        <w:rPr>
-          <w:rFonts w:ascii="Times New Roman" w:cs="Times New Roman" w:eastAsia="Times New Roman" w:hAnsi="Times New Roman"/>
-          <w:sz w:val="24"/>
-          <w:szCs w:val="24"/>
-        </w:rPr>
         <w:instrText xml:space="preserve"> PAGEREF fig3_3 </w:instrText>
-      </w:r>
-      <w:r>
-        <w:rPr>
-          <w:rFonts w:ascii="Times New Roman" w:cs="Times New Roman" w:eastAsia="Times New Roman" w:hAnsi="Times New Roman"/>
-          <w:sz w:val="24"/>
-          <w:szCs w:val="24"/>
-        </w:rPr>
         <w:fldChar w:fldCharType="separate"/>
-      </w:r>
-      <w:r>
-        <w:rPr>
-          <w:rFonts w:ascii="Times New Roman" w:cs="Times New Roman" w:eastAsia="Times New Roman" w:hAnsi="Times New Roman"/>
-          <w:sz w:val="24"/>
-          <w:szCs w:val="24"/>
-        </w:rPr>
         <w:t xml:space="preserve">22</w:t>
-      </w:r>
-      <w:r>
-        <w:rPr>
-          <w:rFonts w:ascii="Times New Roman" w:cs="Times New Roman" w:eastAsia="Times New Roman" w:hAnsi="Times New Roman"/>
-          <w:sz w:val="24"/>
-          <w:szCs w:val="24"/>
-        </w:rPr>
         <w:fldChar w:fldCharType="end"/>
       </w:r>
     </w:p>
@@ -1247,85 +897,15 @@
           <w:szCs w:val="24"/>
         </w:rPr>
         <w:fldChar w:fldCharType="begin" w:dirty="true"/>
-      </w:r>
-      <w:r>
-        <w:rPr>
-          <w:rFonts w:ascii="Times New Roman" w:cs="Times New Roman" w:eastAsia="Times New Roman" w:hAnsi="Times New Roman"/>
-          <w:sz w:val="24"/>
-          <w:szCs w:val="24"/>
-        </w:rPr>
         <w:instrText xml:space="preserve"> REF fig3_4 </w:instrText>
-      </w:r>
-      <w:r>
-        <w:rPr>
-          <w:rFonts w:ascii="Times New Roman" w:cs="Times New Roman" w:eastAsia="Times New Roman" w:hAnsi="Times New Roman"/>
-          <w:sz w:val="24"/>
-          <w:szCs w:val="24"/>
-        </w:rPr>
         <w:fldChar w:fldCharType="separate"/>
-      </w:r>
-      <w:r>
-        <w:rPr>
-          <w:rFonts w:ascii="Times New Roman" w:cs="Times New Roman" w:eastAsia="Times New Roman" w:hAnsi="Times New Roman"/>
-          <w:sz w:val="24"/>
-          <w:szCs w:val="24"/>
-        </w:rPr>
         <w:t xml:space="preserve">Fig. 3.4: End-to-end pipeline, from field data collection to the dashboard</w:t>
-      </w:r>
-      <w:r>
-        <w:rPr>
-          <w:rFonts w:ascii="Times New Roman" w:cs="Times New Roman" w:eastAsia="Times New Roman" w:hAnsi="Times New Roman"/>
-          <w:sz w:val="24"/>
-          <w:szCs w:val="24"/>
-        </w:rPr>
         <w:fldChar w:fldCharType="end"/>
-      </w:r>
-      <w:r>
-        <w:rPr>
-          <w:rFonts w:ascii="Times New Roman" w:cs="Times New Roman" w:eastAsia="Times New Roman" w:hAnsi="Times New Roman"/>
-          <w:sz w:val="24"/>
-          <w:szCs w:val="24"/>
-        </w:rPr>
         <w:tab/>
-      </w:r>
-      <w:r>
-        <w:rPr>
-          <w:rFonts w:ascii="Times New Roman" w:cs="Times New Roman" w:eastAsia="Times New Roman" w:hAnsi="Times New Roman"/>
-          <w:sz w:val="24"/>
-          <w:szCs w:val="24"/>
-        </w:rPr>
         <w:fldChar w:fldCharType="begin" w:dirty="true"/>
-      </w:r>
-      <w:r>
-        <w:rPr>
-          <w:rFonts w:ascii="Times New Roman" w:cs="Times New Roman" w:eastAsia="Times New Roman" w:hAnsi="Times New Roman"/>
-          <w:sz w:val="24"/>
-          <w:szCs w:val="24"/>
-        </w:rPr>
         <w:instrText xml:space="preserve"> PAGEREF fig3_4 </w:instrText>
-      </w:r>
-      <w:r>
-        <w:rPr>
-          <w:rFonts w:ascii="Times New Roman" w:cs="Times New Roman" w:eastAsia="Times New Roman" w:hAnsi="Times New Roman"/>
-          <w:sz w:val="24"/>
-          <w:szCs w:val="24"/>
-        </w:rPr>
         <w:fldChar w:fldCharType="separate"/>
-      </w:r>
-      <w:r>
-        <w:rPr>
-          <w:rFonts w:ascii="Times New Roman" w:cs="Times New Roman" w:eastAsia="Times New Roman" w:hAnsi="Times New Roman"/>
-          <w:sz w:val="24"/>
-          <w:szCs w:val="24"/>
-        </w:rPr>
         <w:t xml:space="preserve">24</w:t>
-      </w:r>
-      <w:r>
-        <w:rPr>
-          <w:rFonts w:ascii="Times New Roman" w:cs="Times New Roman" w:eastAsia="Times New Roman" w:hAnsi="Times New Roman"/>
-          <w:sz w:val="24"/>
-          <w:szCs w:val="24"/>
-        </w:rPr>
         <w:fldChar w:fldCharType="end"/>
       </w:r>
     </w:p>
@@ -1343,85 +923,15 @@
           <w:szCs w:val="24"/>
         </w:rPr>
         <w:fldChar w:fldCharType="begin" w:dirty="true"/>
-      </w:r>
-      <w:r>
-        <w:rPr>
-          <w:rFonts w:ascii="Times New Roman" w:cs="Times New Roman" w:eastAsia="Times New Roman" w:hAnsi="Times New Roman"/>
-          <w:sz w:val="24"/>
-          <w:szCs w:val="24"/>
-        </w:rPr>
         <w:instrText xml:space="preserve"> REF fig3_5 </w:instrText>
-      </w:r>
-      <w:r>
-        <w:rPr>
-          <w:rFonts w:ascii="Times New Roman" w:cs="Times New Roman" w:eastAsia="Times New Roman" w:hAnsi="Times New Roman"/>
-          <w:sz w:val="24"/>
-          <w:szCs w:val="24"/>
-        </w:rPr>
         <w:fldChar w:fldCharType="separate"/>
-      </w:r>
-      <w:r>
-        <w:rPr>
-          <w:rFonts w:ascii="Times New Roman" w:cs="Times New Roman" w:eastAsia="Times New Roman" w:hAnsi="Times New Roman"/>
-          <w:sz w:val="24"/>
-          <w:szCs w:val="24"/>
-        </w:rPr>
         <w:t xml:space="preserve">Fig. 3.5: mahanya module dependency graph</w:t>
-      </w:r>
-      <w:r>
-        <w:rPr>
-          <w:rFonts w:ascii="Times New Roman" w:cs="Times New Roman" w:eastAsia="Times New Roman" w:hAnsi="Times New Roman"/>
-          <w:sz w:val="24"/>
-          <w:szCs w:val="24"/>
-        </w:rPr>
         <w:fldChar w:fldCharType="end"/>
-      </w:r>
-      <w:r>
-        <w:rPr>
-          <w:rFonts w:ascii="Times New Roman" w:cs="Times New Roman" w:eastAsia="Times New Roman" w:hAnsi="Times New Roman"/>
-          <w:sz w:val="24"/>
-          <w:szCs w:val="24"/>
-        </w:rPr>
         <w:tab/>
-      </w:r>
-      <w:r>
-        <w:rPr>
-          <w:rFonts w:ascii="Times New Roman" w:cs="Times New Roman" w:eastAsia="Times New Roman" w:hAnsi="Times New Roman"/>
-          <w:sz w:val="24"/>
-          <w:szCs w:val="24"/>
-        </w:rPr>
         <w:fldChar w:fldCharType="begin" w:dirty="true"/>
-      </w:r>
-      <w:r>
-        <w:rPr>
-          <w:rFonts w:ascii="Times New Roman" w:cs="Times New Roman" w:eastAsia="Times New Roman" w:hAnsi="Times New Roman"/>
-          <w:sz w:val="24"/>
-          <w:szCs w:val="24"/>
-        </w:rPr>
         <w:instrText xml:space="preserve"> PAGEREF fig3_5 </w:instrText>
-      </w:r>
-      <w:r>
-        <w:rPr>
-          <w:rFonts w:ascii="Times New Roman" w:cs="Times New Roman" w:eastAsia="Times New Roman" w:hAnsi="Times New Roman"/>
-          <w:sz w:val="24"/>
-          <w:szCs w:val="24"/>
-        </w:rPr>
         <w:fldChar w:fldCharType="separate"/>
-      </w:r>
-      <w:r>
-        <w:rPr>
-          <w:rFonts w:ascii="Times New Roman" w:cs="Times New Roman" w:eastAsia="Times New Roman" w:hAnsi="Times New Roman"/>
-          <w:sz w:val="24"/>
-          <w:szCs w:val="24"/>
-        </w:rPr>
         <w:t xml:space="preserve">25</w:t>
-      </w:r>
-      <w:r>
-        <w:rPr>
-          <w:rFonts w:ascii="Times New Roman" w:cs="Times New Roman" w:eastAsia="Times New Roman" w:hAnsi="Times New Roman"/>
-          <w:sz w:val="24"/>
-          <w:szCs w:val="24"/>
-        </w:rPr>
         <w:fldChar w:fldCharType="end"/>
       </w:r>
     </w:p>
@@ -1469,7 +979,7 @@
           <w:sz w:val="24"/>
           <w:szCs w:val="24"/>
         </w:rPr>
-        <w:t xml:space="preserve">	— Application Programming Interface</w:t>
+        <w:t xml:space="preserve">	- Application Programming Interface</w:t>
       </w:r>
     </w:p>
     <w:p>
@@ -1495,7 +1005,7 @@
           <w:sz w:val="24"/>
           <w:szCs w:val="24"/>
         </w:rPr>
-        <w:t xml:space="preserve">	— Command-Line Interface</w:t>
+        <w:t xml:space="preserve">	- Command-Line Interface</w:t>
       </w:r>
     </w:p>
     <w:p>
@@ -1521,7 +1031,7 @@
           <w:sz w:val="24"/>
           <w:szCs w:val="24"/>
         </w:rPr>
-        <w:t xml:space="preserve">	— Comma-Separated Values</w:t>
+        <w:t xml:space="preserve">	- Comma-Separated Values</w:t>
       </w:r>
     </w:p>
     <w:p>
@@ -1547,7 +1057,7 @@
           <w:sz w:val="24"/>
           <w:szCs w:val="24"/>
         </w:rPr>
-        <w:t xml:space="preserve">	— A Python web framework used for the internal simulation relay</w:t>
+        <w:t xml:space="preserve">	- A Python web framework used for the internal simulation relay</w:t>
       </w:r>
     </w:p>
     <w:p>
@@ -1573,7 +1083,7 @@
           <w:sz w:val="24"/>
           <w:szCs w:val="24"/>
         </w:rPr>
-        <w:t xml:space="preserve">	— JavaScript Object Notation</w:t>
+        <w:t xml:space="preserve">	- JavaScript Object Notation</w:t>
       </w:r>
     </w:p>
     <w:p>
@@ -1599,7 +1109,7 @@
           <w:sz w:val="24"/>
           <w:szCs w:val="24"/>
         </w:rPr>
-        <w:t xml:space="preserve">	— The name of the system described in this project</w:t>
+        <w:t xml:space="preserve">	- The name of the system described in this project</w:t>
       </w:r>
     </w:p>
     <w:p>
@@ -1625,7 +1135,7 @@
           <w:sz w:val="24"/>
           <w:szCs w:val="24"/>
         </w:rPr>
-        <w:t xml:space="preserve">	— An open-source machine learning framework used to implement the model</w:t>
+        <w:t xml:space="preserve">	- An open-source machine learning framework used to implement the model</w:t>
       </w:r>
     </w:p>
     <w:p>
@@ -1651,7 +1161,7 @@
           <w:sz w:val="24"/>
           <w:szCs w:val="24"/>
         </w:rPr>
-        <w:t xml:space="preserve">	— Single-Page Application</w:t>
+        <w:t xml:space="preserve">	- Single-Page Application</w:t>
       </w:r>
     </w:p>
     <w:p>
@@ -1677,7 +1187,7 @@
           <w:sz w:val="24"/>
           <w:szCs w:val="24"/>
         </w:rPr>
-        <w:t xml:space="preserve">	— Server-Sent Events</w:t>
+        <w:t xml:space="preserve">	- Server-Sent Events</w:t>
       </w:r>
     </w:p>
     <w:p>
@@ -1703,7 +1213,7 @@
           <w:sz w:val="24"/>
           <w:szCs w:val="24"/>
         </w:rPr>
-        <w:t xml:space="preserve">	— Simulation of Urban MObility</w:t>
+        <w:t xml:space="preserve">	- Simulation of Urban MObility</w:t>
       </w:r>
     </w:p>
     <w:p>
@@ -1729,7 +1239,7 @@
           <w:sz w:val="24"/>
           <w:szCs w:val="24"/>
         </w:rPr>
-        <w:t xml:space="preserve">	— Traffic Control Interface (SUMO's runtime control API)</w:t>
+        <w:t xml:space="preserve">	- Traffic Control Interface (SUMO's runtime control API)</w:t>
       </w:r>
     </w:p>
     <w:p>
@@ -1755,7 +1265,7 @@
           <w:sz w:val="24"/>
           <w:szCs w:val="24"/>
         </w:rPr>
-        <w:t xml:space="preserve">	— User Interface</w:t>
+        <w:t xml:space="preserve">	- User Interface</w:t>
       </w:r>
     </w:p>
     <w:p>
@@ -1781,7 +1291,7 @@
           <w:sz w:val="24"/>
           <w:szCs w:val="24"/>
         </w:rPr>
-        <w:t xml:space="preserve">	— WebSocket</w:t>
+        <w:t xml:space="preserve">	- WebSocket</w:t>
       </w:r>
     </w:p>
     <w:p>
@@ -1873,35 +1383,35 @@
           <w:sz w:val="24"/>
           <w:szCs w:val="24"/>
         </w:rPr>
-        <w:t xml:space="preserve">The earliest departure from fixed-time control was traffic-responsive systems such as SCOOT (Split Cycle Offset Optimisation Technique), which uses real-time detector data to continuously adjust cycle length, phase splits, and offsets, and has been shown to reduce delay by roughly 15% relative to fixed timing (Hunt et al., 1982). More recently, the rise of deep learning has produced a wave of research applying reinforcement learning and, increasingly, attention-based sequence models to the same problem — learning a control policy directly from traffic-state observations rather than hand-tuning detector thresholds (Abdulhai et al., 2003; Haydari &amp; Yilmaz, 2020; Zhao et al., 2024). The Transformer architecture in particular, originally developed for natural language sequence modelling (Vaswani et al., 2017), has been shown to be well suited to traffic-state sequences because a junction's short-term traffic pattern is itself a sequence — a window of recent per-direction counts, queue lengths, and phase history — from which a plausible next phase can be inferred much as a language model infers a plausible next word.</w:t>
-      </w:r>
-    </w:p>
-    <w:p>
-      <w:pPr>
-        <w:spacing w:after="240" w:line="480" w:lineRule="auto"/>
-        <w:jc w:val="both"/>
-      </w:pPr>
-      <w:r>
-        <w:rPr>
-          <w:rFonts w:ascii="Times New Roman" w:cs="Times New Roman" w:eastAsia="Times New Roman" w:hAnsi="Times New Roman"/>
-          <w:sz w:val="24"/>
-          <w:szCs w:val="24"/>
-        </w:rPr>
-        <w:t xml:space="preserve">A purely learned controller is, however, difficult to trust with a safety-critical function such as a traffic signal: a neural network can produce a confident, well-formed, and completely unsafe recommendation — for example, a phase change that skips a mandatory clearance interval, or a hold that starves an approach indefinitely — and nothing in its own training process guarantees that this will never happen. This project's central design decision, discussed throughout this report, is therefore to treat any learned component as advisory only, and to place a small, deterministic, exhaustively-testable rule engine between the model's output and the physical (in this case, simulated) signal head, so that the system's safety properties do not depend on the model behaving correctly.</w:t>
-      </w:r>
-    </w:p>
-    <w:p>
-      <w:pPr>
-        <w:spacing w:after="240" w:line="480" w:lineRule="auto"/>
-        <w:jc w:val="both"/>
-      </w:pPr>
-      <w:r>
-        <w:rPr>
-          <w:rFonts w:ascii="Times New Roman" w:cs="Times New Roman" w:eastAsia="Times New Roman" w:hAnsi="Times New Roman"/>
-          <w:sz w:val="24"/>
-          <w:szCs w:val="24"/>
-        </w:rPr>
-        <w:t xml:space="preserve">This project, named MaHanya, applies this design to a real Nigerian junction — the Sapon Under-bridge Junction in Abeokuta, Ogun State — using it as a calibration case study for a simulation-based intelligent traffic control system built from a microscopic SUMO (Simulation of Urban MObility) simulation, a lightweight Transformer Encoder phase-recommendation model, and a deterministic priority-aware scheduler.</w:t>
+        <w:t xml:space="preserve">The earliest departure from fixed-time control was traffic-responsive systems such as SCOOT (Split Cycle Offset Optimisation Technique), which uses real-time detector data to continuously adjust cycle length, phase splits, and offsets, and has been shown to reduce delay by roughly 15% relative to fixed timing (Hunt et al., 1982). More recently, the rise of deep learning has produced a wave of research applying reinforcement learning and, increasingly, attention-based sequence models to the same problem, learning a control policy directly from traffic-state observations rather than hand-tuning detector thresholds (Abdulhai et al., 2003; Haydari &amp; Yilmaz, 2020; Zhao et al., 2024). The Transformer architecture in particular, originally developed for natural language sequence modelling (Vaswani et al., 2017), has been shown to be well suited to traffic-state sequences because a junction's short-term traffic pattern is itself a sequence (a window of recent per-direction counts, queue lengths, and phase history) from which a plausible next phase can be inferred much as a language model infers a plausible next word.</w:t>
+      </w:r>
+    </w:p>
+    <w:p>
+      <w:pPr>
+        <w:spacing w:after="240" w:line="480" w:lineRule="auto"/>
+        <w:jc w:val="both"/>
+      </w:pPr>
+      <w:r>
+        <w:rPr>
+          <w:rFonts w:ascii="Times New Roman" w:cs="Times New Roman" w:eastAsia="Times New Roman" w:hAnsi="Times New Roman"/>
+          <w:sz w:val="24"/>
+          <w:szCs w:val="24"/>
+        </w:rPr>
+        <w:t xml:space="preserve">A purely learned controller is, however, difficult to trust with a safety-critical function such as a traffic signal: a neural network can produce a confident, well-formed, and completely unsafe recommendation (for example, a phase change that skips a mandatory clearance interval, or a hold that starves an approach indefinitely) and nothing in its own training process guarantees that this will never happen. This project's central design decision, discussed throughout this report, is therefore to treat any learned component as advisory only, and to place a small, deterministic, exhaustively-testable rule engine between the model's output and the physical (in this case, simulated) signal head, so that the system's safety properties do not depend on the model behaving correctly.</w:t>
+      </w:r>
+    </w:p>
+    <w:p>
+      <w:pPr>
+        <w:spacing w:after="240" w:line="480" w:lineRule="auto"/>
+        <w:jc w:val="both"/>
+      </w:pPr>
+      <w:r>
+        <w:rPr>
+          <w:rFonts w:ascii="Times New Roman" w:cs="Times New Roman" w:eastAsia="Times New Roman" w:hAnsi="Times New Roman"/>
+          <w:sz w:val="24"/>
+          <w:szCs w:val="24"/>
+        </w:rPr>
+        <w:t xml:space="preserve">This project, named MaHanya, applies this design to a real Nigerian junction, the Sapon Under-bridge Junction in Abeokuta, Ogun State, using it as a calibration case study for a simulation-based intelligent traffic control system built from a microscopic SUMO (Simulation of Urban MObility) simulation, a lightweight Transformer Encoder phase-recommendation model, and a deterministic priority-aware scheduler.</w:t>
       </w:r>
     </w:p>
     <w:p>
@@ -1971,7 +1481,7 @@
           <w:sz w:val="24"/>
           <w:szCs w:val="24"/>
         </w:rPr>
-        <w:t xml:space="preserve">No systematic mechanism for prioritising emergency vehicles — an ambulance or fire truck approaching a fixed-time junction has no faster path through it than any other vehicle, regardless of the urgency of its journey.</w:t>
+        <w:t xml:space="preserve">No systematic mechanism for prioritising emergency vehicles: an ambulance or fire truck approaching a fixed-time junction has no faster path through it than any other vehicle, regardless of the urgency of its journey.</w:t>
       </w:r>
     </w:p>
     <w:p>
@@ -2004,7 +1514,7 @@
           <w:sz w:val="24"/>
           <w:szCs w:val="24"/>
         </w:rPr>
-        <w:t xml:space="preserve">Addressing this through physical infrastructure change — new detector hardware, a new controller cabinet, a wider carriageway — is expensive and impractical for an academic project, and does not, by itself, answer the more interesting question of whether a learned recommender constrained by a deterministic safety layer can out-perform fixed-time control on real junction geometry and real-shaped traffic. A simulation-based approach, calibrated with real traffic-count data and combined with a rule-guided scheduler, offers a rigorous and reproducible way to study this question within a final-year project's scope, without requiring access to physical signal hardware.</w:t>
+        <w:t xml:space="preserve">Addressing this through physical infrastructure change (new detector hardware, a new controller cabinet, a wider carriageway) is expensive and impractical for an academic project, and does not, by itself, answer the more interesting question of whether a learned recommender constrained by a deterministic safety layer can out-perform fixed-time control on real junction geometry and real-shaped traffic. A simulation-based approach, calibrated with real traffic-count data and combined with a rule-guided scheduler, offers a rigorous and reproducible way to study this question within a final-year project's scope, without requiring access to physical signal hardware.</w:t>
       </w:r>
     </w:p>
     <w:p>
@@ -2232,7 +1742,7 @@
           <w:sz w:val="24"/>
           <w:szCs w:val="24"/>
         </w:rPr>
-        <w:t xml:space="preserve">For academic evaluators, this project demonstrates a complete, reproducible pipeline from raw field-count data through to a working, evaluated control system, and shows a specific, defensible pattern — a learned recommender wrapped by a deterministic safety layer — for combining machine learning with a safety-critical control problem, rather than trusting a model's output directly.</w:t>
+        <w:t xml:space="preserve">For academic evaluators, this project demonstrates a complete, reproducible pipeline from raw field-count data through to a working, evaluated control system, and shows a specific, defensible pattern (a learned recommender wrapped by a deterministic safety layer) for combining machine learning with a safety-critical control problem, rather than trusting a model's output directly.</w:t>
       </w:r>
     </w:p>
     <w:p>
@@ -2260,7 +1770,7 @@
           <w:sz w:val="24"/>
           <w:szCs w:val="24"/>
         </w:rPr>
-        <w:t xml:space="preserve">For driver and pedestrian safety reviewers, the project's central contribution is architectural rather than purely predictive: it shows a specific way to let a learned component participate in a safety-critical system — as an advisory recommender, never as the final authority — with every scheduler decision that accepts, holds, or overrides that recommendation logged with an explicit, auditable reason code.</w:t>
+        <w:t xml:space="preserve">For driver and pedestrian safety reviewers, the project's central contribution is architectural rather than purely predictive: it shows a specific way to let a learned component participate in a safety-critical system (as an advisory recommender, never as the final authority) with every scheduler decision that accepts, holds, or overrides that recommendation logged with an explicit, auditable reason code.</w:t>
       </w:r>
     </w:p>
     <w:p>
@@ -2292,7 +1802,7 @@
           <w:sz w:val="24"/>
           <w:szCs w:val="24"/>
         </w:rPr>
-        <w:t xml:space="preserve">This project is scoped to a single, real, four-way junction — the Sapon Under-bridge Junction, Abeokuta — simulated in SUMO and never deployed to physical signal hardware. It covers the full pipeline from field-count data collection through statistical calibration, SUMO scenario construction, sequence generation, model training, a rule-based runtime control loop with emergency pre-emption, evaluation against a fixed-time baseline, and a real-time dashboard for visualising all of the above. It explicitly excludes network-wide, multi-junction optimisation; production or city-wide deployment; and general-purpose traffic-engineering tooling intended for junctions or use cases beyond this one calibration case study.</w:t>
+        <w:t xml:space="preserve">This project is scoped to a single, real, four-way junction, the Sapon Under-bridge Junction, Abeokuta, simulated in SUMO and never deployed to physical signal hardware. It covers the full pipeline from field-count data collection through statistical calibration, SUMO scenario construction, sequence generation, model training, a rule-based runtime control loop with emergency pre-emption, evaluation against a fixed-time baseline, and a real-time dashboard for visualising all of the above. It explicitly excludes network-wide, multi-junction optimisation; production or city-wide deployment; and general-purpose traffic-engineering tooling intended for junctions or use cases beyond this one calibration case study.</w:t>
       </w:r>
     </w:p>
     <w:p>
@@ -2324,7 +1834,7 @@
           <w:sz w:val="24"/>
           <w:szCs w:val="24"/>
         </w:rPr>
-        <w:t xml:space="preserve">Three limitations bound how this project's results should be read. First, the field-count dataset used to calibrate the simulation for this submission is a synthetic placeholder — structured identically to what a real Sapon Under-bridge Junction traffic survey would produce, and designed so that a genuine survey's data can be substituted with a drop-in file replacement and no code changes — rather than data from an actual, executed field survey; the calibration and every downstream result in this report should accordingly be read as validating the pipeline's methodology, not as a claim about the real junction's present-day traffic volumes.</w:t>
+        <w:t xml:space="preserve">Three limitations bound how this project's results should be read. First, the field-count dataset used to calibrate the simulation for this submission is a synthetic placeholder (structured identically to what a real Sapon Under-bridge Junction traffic survey would produce, and designed so that a genuine survey's data can be substituted with a drop-in file replacement and no code changes) rather than data from an actual, executed field survey; the calibration and every downstream result in this report should accordingly be read as validating the pipeline's methodology, not as a claim about the real junction's present-day traffic volumes.</w:t>
       </w:r>
     </w:p>
     <w:p>
@@ -2391,7 +1901,7 @@
           <w:sz w:val="24"/>
           <w:szCs w:val="24"/>
         </w:rPr>
-        <w:t xml:space="preserve">Phase — </w:t>
+        <w:t xml:space="preserve">Phase: </w:t>
       </w:r>
       <w:r>
         <w:rPr>
@@ -2420,7 +1930,7 @@
           <w:sz w:val="24"/>
           <w:szCs w:val="24"/>
         </w:rPr>
-        <w:t xml:space="preserve">Green / yellow / all-red — </w:t>
+        <w:t xml:space="preserve">Green / yellow / all-red: </w:t>
       </w:r>
       <w:r>
         <w:rPr>
@@ -2449,7 +1959,7 @@
           <w:sz w:val="24"/>
           <w:szCs w:val="24"/>
         </w:rPr>
-        <w:t xml:space="preserve">Headway — </w:t>
+        <w:t xml:space="preserve">Headway: </w:t>
       </w:r>
       <w:r>
         <w:rPr>
@@ -2478,7 +1988,7 @@
           <w:sz w:val="24"/>
           <w:szCs w:val="24"/>
         </w:rPr>
-        <w:t xml:space="preserve">Pre-emption — </w:t>
+        <w:t xml:space="preserve">Pre-emption: </w:t>
       </w:r>
       <w:r>
         <w:rPr>
@@ -2507,7 +2017,7 @@
           <w:sz w:val="24"/>
           <w:szCs w:val="24"/>
         </w:rPr>
-        <w:t xml:space="preserve">Anti-starvation — </w:t>
+        <w:t xml:space="preserve">Anti-starvation: </w:t>
       </w:r>
       <w:r>
         <w:rPr>
@@ -2536,7 +2046,7 @@
           <w:sz w:val="24"/>
           <w:szCs w:val="24"/>
         </w:rPr>
-        <w:t xml:space="preserve">Throughput — </w:t>
+        <w:t xml:space="preserve">Throughput: </w:t>
       </w:r>
       <w:r>
         <w:rPr>
@@ -2565,7 +2075,7 @@
           <w:sz w:val="24"/>
           <w:szCs w:val="24"/>
         </w:rPr>
-        <w:t xml:space="preserve">Tick — </w:t>
+        <w:t xml:space="preserve">Tick: </w:t>
       </w:r>
       <w:r>
         <w:rPr>
@@ -2594,7 +2104,7 @@
           <w:sz w:val="24"/>
           <w:szCs w:val="24"/>
         </w:rPr>
-        <w:t xml:space="preserve">Reason code — </w:t>
+        <w:t xml:space="preserve">Reason code: </w:t>
       </w:r>
       <w:r>
         <w:rPr>
@@ -2651,7 +2161,7 @@
           <w:sz w:val="24"/>
           <w:szCs w:val="24"/>
         </w:rPr>
-        <w:t xml:space="preserve">This chapter positions MaHanya within four streams of prior work the reader should expect to encounter across the sections that follow. Section 2.1 traces signal control from fixed-time plans through to traffic-responsive systems such as SCOOT and SCATS, establishing the demand-responsive principle this project inherits at a smaller scale. Section 2.2 reviews learned approaches to signal control — reinforcement-learning controllers and, more directly relevant to this project’s own model design, attention-based sequence models applied to phase recommendation. Section 2.3 examines microscopic traffic simulation, and specifically SUMO, as the calibration and evaluation substrate this project relies on, in place of physical field trials, following the same practice as the learned-control studies reviewed in Section 2.2. Section 2.4 identifies the gap in that literature this project is built to close: the absence, in most of it, of an explicit, model-independent safety layer standing between a learned controller’s recommendation and the signal state actually applied. Section 2.5 closes the chapter by drawing these four threads together into the specific position MaHanya occupies in the literature reviewed.</w:t>
+        <w:t xml:space="preserve">This chapter positions MaHanya within four streams of prior work the reader should expect to encounter across the sections that follow. Section 2.1 traces signal control from fixed-time plans through to traffic-responsive systems such as SCOOT and SCATS, establishing the demand-responsive principle this project inherits at a smaller scale. Section 2.2 reviews learned approaches to signal control: reinforcement-learning controllers and, more directly relevant to this project’s own model design, attention-based sequence models applied to phase recommendation. Section 2.3 examines microscopic traffic simulation, and specifically SUMO, as the calibration and evaluation substrate this project relies on, in place of physical field trials, following the same practice as the learned-control studies reviewed in Section 2.2. Section 2.4 identifies the gap in that literature this project is built to close: the absence, in most of it, of an explicit, model-independent safety layer standing between a learned controller’s recommendation and the signal state actually applied. Section 2.5 closes the chapter by drawing these four threads together into the specific position MaHanya occupies in the literature reviewed.</w:t>
       </w:r>
     </w:p>
     <w:p>
@@ -2683,21 +2193,21 @@
           <w:sz w:val="24"/>
           <w:szCs w:val="24"/>
         </w:rPr>
-        <w:t xml:space="preserve">The earliest generation of traffic signal control is fixed-time (or pre-timed) control: a cycle length, a fixed set of phase splits, and, where junctions are coordinated, a fixed offset between neighbouring junctions, all set in advance from historical traffic counts and left unchanged until an engineer manually revises the plan. Its principal advantage is predictability — drivers and pedestrians learn a consistent pattern — but its central weakness is exactly the one this project addresses: it cannot respond to demand that differs from the historical averages it was designed around, whether that difference is a short-term event (an accident, a large gathering) or a longer-term shift (seasonal demand, a new development on one approach).</w:t>
-      </w:r>
-    </w:p>
-    <w:p>
-      <w:pPr>
-        <w:spacing w:after="240" w:line="480" w:lineRule="auto"/>
-        <w:jc w:val="both"/>
-      </w:pPr>
-      <w:r>
-        <w:rPr>
-          <w:rFonts w:ascii="Times New Roman" w:cs="Times New Roman" w:eastAsia="Times New Roman" w:hAnsi="Times New Roman"/>
-          <w:sz w:val="24"/>
-          <w:szCs w:val="24"/>
-        </w:rPr>
-        <w:t xml:space="preserve">Traffic-responsive control emerged to address this weakness by feeding real-time detector data back into the signal timing decision. SCOOT (Split Cycle Offset Optimisation Technique), developed for the United Kingdom's Transport and Road Research Laboratory, continuously adjusts cycle time, phase splits, and offsets from loop-detector occupancy data, and has been shown in field deployment to reduce delay by around 15% relative to a comparable fixed-time plan (Hunt et al., 1982). Systems in this family — SCOOT and its Australian counterpart SCATS being the best known — established the principle this project inherits at a smaller scale: that a traffic signal controller should be a function of currently observed demand, not solely of a historical schedule. Where they differ from MaHanya is in the mechanism: SCOOT and SCATS adjust a small set of continuous timing parameters (splits, cycle, offset) using classical control-theoretic and heuristic rules, rather than learning a phase-recommendation policy from data with a trained model, and neither includes an explicit, model-independent emergency pre-emption layer of the kind implemented here.</w:t>
+        <w:t xml:space="preserve">The earliest generation of traffic signal control is fixed-time (or pre-timed) control: a cycle length, a fixed set of phase splits, and, where junctions are coordinated, a fixed offset between neighbouring junctions, all set in advance from historical traffic counts and left unchanged until an engineer manually revises the plan. Its principal advantage is predictability (drivers and pedestrians learn a consistent pattern) but its central weakness is exactly the one this project addresses: it cannot respond to demand that differs from the historical averages it was designed around, whether that difference is a short-term event (an accident, a large gathering) or a longer-term shift (seasonal demand, a new development on one approach).</w:t>
+      </w:r>
+    </w:p>
+    <w:p>
+      <w:pPr>
+        <w:spacing w:after="240" w:line="480" w:lineRule="auto"/>
+        <w:jc w:val="both"/>
+      </w:pPr>
+      <w:r>
+        <w:rPr>
+          <w:rFonts w:ascii="Times New Roman" w:cs="Times New Roman" w:eastAsia="Times New Roman" w:hAnsi="Times New Roman"/>
+          <w:sz w:val="24"/>
+          <w:szCs w:val="24"/>
+        </w:rPr>
+        <w:t xml:space="preserve">Traffic-responsive control emerged to address this weakness by feeding real-time detector data back into the signal timing decision. SCOOT (Split Cycle Offset Optimisation Technique), developed for the United Kingdom's Transport and Road Research Laboratory, continuously adjusts cycle time, phase splits, and offsets from loop-detector occupancy data, and has been shown in field deployment to reduce delay by around 15% relative to a comparable fixed-time plan (Hunt et al., 1982). Systems in this family (SCOOT and its Australian counterpart SCATS being the best known) established the principle this project inherits at a smaller scale: that a traffic signal controller should be a function of currently observed demand, not solely of a historical schedule. Where they differ from MaHanya is in the mechanism: SCOOT and SCATS adjust a small set of continuous timing parameters (splits, cycle, offset) using classical control-theoretic and heuristic rules, rather than learning a phase-recommendation policy from data with a trained model, and neither includes an explicit, model-independent emergency pre-emption layer of the kind implemented here.</w:t>
       </w:r>
     </w:p>
     <w:p>
@@ -2729,21 +2239,21 @@
           <w:sz w:val="24"/>
           <w:szCs w:val="24"/>
         </w:rPr>
-        <w:t xml:space="preserve">A large and still-growing body of work applies reinforcement learning (RL) to traffic signal control, treating the junction as an agent that observes traffic state, selects a phase (or phase change) as an action, and receives a reward derived from a metric such as delay or queue length, learning a control policy through repeated simulated interaction rather than hand-tuned rules. Abdulhai, Pringle, and Karakoulas (2003) is an early and influential example, applying Q-learning to a single, isolated, actuated junction and validating the learned controller in microscopic simulation against a conventional actuated baseline — establishing, well before deep learning's recent resurgence, that a learned controller validated purely in simulation could plausibly out-perform a conventional one. Haydari and Yilmaz (2020) survey the substantial deep-reinforcement-learning literature that has followed, covering how traffic state is represented, how actions and rewards are formulated, and which simulation environments (SUMO prominent among them) are used to train and evaluate these controllers, and note the same recurring gap this project is designed to close: most deep-RL signal-control research evaluates a learned policy's performance without an explicit, separately-verifiable safety layer sitting between the policy's output and the applied signal state.</w:t>
-      </w:r>
-    </w:p>
-    <w:p>
-      <w:pPr>
-        <w:spacing w:after="240" w:line="480" w:lineRule="auto"/>
-        <w:jc w:val="both"/>
-      </w:pPr>
-      <w:r>
-        <w:rPr>
-          <w:rFonts w:ascii="Times New Roman" w:cs="Times New Roman" w:eastAsia="Times New Roman" w:hAnsi="Times New Roman"/>
-          <w:sz w:val="24"/>
-          <w:szCs w:val="24"/>
-        </w:rPr>
-        <w:t xml:space="preserve">More recently, attention-based sequence models — the Transformer architecture, introduced by Vaswani et al. (2017) for natural-language sequence modelling — have been applied to traffic signal control by treating a short window of recent traffic-state observations as a sequence and the next phase decision as the value to be predicted from it, in the same structural shape as predicting the next token in a language model. Zhao, Hu, Li, Fan, Gao, and Gao (2024) apply exactly this framing, proposing a sequence-decision-transformer architecture for adaptive traffic signal control and reporting improved performance over both fixed-time and reinforcement-learning baselines in simulation. This is the specific precedent MaHanya's model design follows most directly: a window of observed traffic state (in this project's case, sixteen ticks of per-direction vehicle counts, queue length, waiting time, emergency flags, active phase, and elapsed phase time) is fed to a small Transformer Encoder that outputs a recommended next phase, trained on labelled sequences generated from the calibrated SUMO simulation rather than through online reinforcement learning.</w:t>
+        <w:t xml:space="preserve">A large and still-growing body of work applies reinforcement learning (RL) to traffic signal control, treating the junction as an agent that observes traffic state, selects a phase (or phase change) as an action, and receives a reward derived from a metric such as delay or queue length, learning a control policy through repeated simulated interaction rather than hand-tuned rules. Abdulhai, Pringle, and Karakoulas (2003) is an early and influential example, applying Q-learning to a single, isolated, actuated junction and validating the learned controller in microscopic simulation against a conventional actuated baseline, establishing, well before deep learning's recent resurgence, that a learned controller validated purely in simulation could plausibly out-perform a conventional one. Haydari and Yilmaz (2020) survey the substantial deep-reinforcement-learning literature that has followed, covering how traffic state is represented, how actions and rewards are formulated, and which simulation environments (SUMO prominent among them) are used to train and evaluate these controllers, and note the same recurring gap this project is designed to close: most deep-RL signal-control research evaluates a learned policy's performance without an explicit, separately-verifiable safety layer sitting between the policy's output and the applied signal state.</w:t>
+      </w:r>
+    </w:p>
+    <w:p>
+      <w:pPr>
+        <w:spacing w:after="240" w:line="480" w:lineRule="auto"/>
+        <w:jc w:val="both"/>
+      </w:pPr>
+      <w:r>
+        <w:rPr>
+          <w:rFonts w:ascii="Times New Roman" w:cs="Times New Roman" w:eastAsia="Times New Roman" w:hAnsi="Times New Roman"/>
+          <w:sz w:val="24"/>
+          <w:szCs w:val="24"/>
+        </w:rPr>
+        <w:t xml:space="preserve">More recently, attention-based sequence models (the Transformer architecture, introduced by Vaswani et al. (2017) for natural-language sequence modelling) have been applied to traffic signal control by treating a short window of recent traffic-state observations as a sequence and the next phase decision as the value to be predicted from it, in the same structural shape as predicting the next token in a language model. Zhao, Hu, Li, Fan, Gao, and Gao (2024) apply exactly this framing, proposing a sequence-decision-transformer architecture for adaptive traffic signal control and reporting improved performance over both fixed-time and reinforcement-learning baselines in simulation. This is the specific precedent MaHanya's model design follows most directly: a window of observed traffic state (in this project's case, sixteen ticks of per-direction vehicle counts, queue length, waiting time, emergency flags, active phase, and elapsed phase time) is fed to a small Transformer Encoder that outputs a recommended next phase, trained on labelled sequences generated from the calibrated SUMO simulation rather than through online reinforcement learning.</w:t>
       </w:r>
     </w:p>
     <w:p>
@@ -2775,21 +2285,21 @@
           <w:sz w:val="24"/>
           <w:szCs w:val="24"/>
         </w:rPr>
-        <w:t xml:space="preserve">Most of the learned-control literature reviewed above (Section 2.2) — and this project — relies on microscopic traffic simulation rather than physical field trials, both because physical trials on a real, live junction carry obvious safety and legal risk during an untested controller's development, and because simulation allows a controller to be evaluated repeatedly, deterministically (given a fixed random seed), and head-to-head against a baseline on identical traffic conditions, which a live junction cannot offer. SUMO (Simulation of Urban MObility), described by Lopez et al. (2018), is the open-source microscopic simulator this project uses, chosen because it is the de facto standard tool in this literature, exposes a mature Python control interface (TraCI) for exactly the observe/act/log loop a runtime controller needs, and supports vehicle-class flags — including an emergency-vehicle class — that this project relies on directly for its pre-emption behaviour, without needing to build a separate detection model.</w:t>
-      </w:r>
-    </w:p>
-    <w:p>
-      <w:pPr>
-        <w:spacing w:after="240" w:line="480" w:lineRule="auto"/>
-        <w:jc w:val="both"/>
-      </w:pPr>
-      <w:r>
-        <w:rPr>
-          <w:rFonts w:ascii="Times New Roman" w:cs="Times New Roman" w:eastAsia="Times New Roman" w:hAnsi="Times New Roman"/>
-          <w:sz w:val="24"/>
-          <w:szCs w:val="24"/>
-        </w:rPr>
-        <w:t xml:space="preserve">A calibrated SUMO scenario is only as trustworthy as the data used to build it. This project follows the standard practice of fitting an arrival-rate distribution — here, a Poisson distribution per direction and period, following the usual first choice for independent, low-to-moderate-volume arrivals, with a negative binomial distribution as the documented fallback should the data prove over-dispersed — to observed vehicle counts, and using the fitted parameters to drive SUMO's own vehicle-insertion process for each calibrated scenario, so that the simulated arrival pattern matches the statistical shape of the real-world counts it was fitted from, rather than an arbitrarily chosen or hand-tuned one.</w:t>
+        <w:t xml:space="preserve">Most of the learned-control literature reviewed above (Section 2.2), and this project, relies on microscopic traffic simulation rather than physical field trials, both because physical trials on a real, live junction carry obvious safety and legal risk during an untested controller's development, and because simulation allows a controller to be evaluated repeatedly, deterministically (given a fixed random seed), and head-to-head against a baseline on identical traffic conditions, which a live junction cannot offer. SUMO (Simulation of Urban MObility), described by Lopez et al. (2018), is the open-source microscopic simulator this project uses, chosen because it is the de facto standard tool in this literature, exposes a mature Python control interface (TraCI) for exactly the observe/act/log loop a runtime controller needs, and supports vehicle-class flags (including an emergency-vehicle class) that this project relies on directly for its pre-emption behaviour, without needing to build a separate detection model.</w:t>
+      </w:r>
+    </w:p>
+    <w:p>
+      <w:pPr>
+        <w:spacing w:after="240" w:line="480" w:lineRule="auto"/>
+        <w:jc w:val="both"/>
+      </w:pPr>
+      <w:r>
+        <w:rPr>
+          <w:rFonts w:ascii="Times New Roman" w:cs="Times New Roman" w:eastAsia="Times New Roman" w:hAnsi="Times New Roman"/>
+          <w:sz w:val="24"/>
+          <w:szCs w:val="24"/>
+        </w:rPr>
+        <w:t xml:space="preserve">A calibrated SUMO scenario is only as trustworthy as the data used to build it. This project follows the standard practice of fitting an arrival-rate distribution (here, a Poisson distribution per direction and period, following the usual first choice for independent, low-to-moderate-volume arrivals, with a negative binomial distribution as the documented fallback should the data prove over-dispersed) to observed vehicle counts, and using the fitted parameters to drive SUMO's own vehicle-insertion process for each calibrated scenario, so that the simulated arrival pattern matches the statistical shape of the real-world counts it was fitted from, rather than an arbitrarily chosen or hand-tuned one.</w:t>
       </w:r>
     </w:p>
     <w:p>
@@ -2835,7 +2345,7 @@
           <w:sz w:val="24"/>
           <w:szCs w:val="24"/>
         </w:rPr>
-        <w:t xml:space="preserve">MaHanya's response to this gap — the specific contribution this project makes beyond reproducing an existing model architecture on a new junction — is to place a small, deterministic, exhaustively unit-testable rule engine between the Transformer Encoder's recommendation and the phase actually applied to the simulated signal head. The model's output is never applied directly; every recommendation is validated against minimum/maximum green time, transition-interval, and anti-starvation rules first, and an emergency-vehicle detection short-circuits the model's recommendation path entirely, going straight to a rule-determined safe pre-emption state. Every decision the scheduler makes — whether it accepted, held, or overrode the model — is logged with an explicit reason code, so the system's behaviour is auditable after the fact, not only theoretically safe by design. This pattern of pairing a learned recommender with a deterministic safety layer, rather than trusting either a purely rule-based system (which cannot adapt to demand it was not explicitly programmed for) or a purely learned one (which cannot guarantee it will never violate a hard constraint) is the specific gap in the reviewed literature this project's design is built to close.</w:t>
+        <w:t xml:space="preserve">MaHanya's response to this gap (the specific contribution this project makes beyond reproducing an existing model architecture on a new junction) is to place a small, deterministic, exhaustively unit-testable rule engine between the Transformer Encoder's recommendation and the phase actually applied to the simulated signal head. The model's output is never applied directly; every recommendation is validated against minimum/maximum green time, transition-interval, and anti-starvation rules first, and an emergency-vehicle detection short-circuits the model's recommendation path entirely, going straight to a rule-determined safe pre-emption state. Every decision the scheduler makes, whether it accepted, held, or overrode the model, is logged with an explicit reason code, so the system's behaviour is auditable after the fact, not only theoretically safe by design. This pattern of pairing a learned recommender with a deterministic safety layer, rather than trusting either a purely rule-based system (which cannot adapt to demand it was not explicitly programmed for) or a purely learned one (which cannot guarantee it will never violate a hard constraint) is the specific gap in the reviewed literature this project's design is built to close.</w:t>
       </w:r>
     </w:p>
     <w:p>
@@ -2867,7 +2377,7 @@
           <w:sz w:val="24"/>
           <w:szCs w:val="24"/>
         </w:rPr>
-        <w:t xml:space="preserve">The four streams of work reviewed above situate MaHanya as follows. Fixed-time control (Section 2.1) is unresponsive to real-time demand by design. Traffic-responsive systems such as SCOOT (Section 2.1) respond to demand but through continuous timing-parameter adjustment rather than a learned phase-recommendation policy, and without an explicit emergency pre-emption layer. Reinforcement-learning approaches (Section 2.2) learn a control policy directly but are typically evaluated without a separately-verifiable safety layer. Transformer-based sequence approaches (Section 2.2), which this project's model design follows most closely, demonstrate that attention-based sequence models are well suited to the traffic-state-window-to-phase-decision problem shape, but the specific precedent this project builds on (Zhao et al., 2024) does not, in its own reported design, describe a deterministic safety layer of the kind implemented here. MaHanya's specific position in this landscape is therefore: a Transformer Encoder recommender in the pattern of Zhao et al. (2024), trained on SUMO-simulated (Lopez et al., 2018) sequences calibrated from real field-count data, whose output is never trusted directly but is instead validated by a deterministic, exhaustively-tested rule engine before any signal state is applied — combining the adaptivity the reinforcement-learning and sequence-model literature demonstrates with the auditable safety guarantee that literature largely leaves to future work.</w:t>
+        <w:t xml:space="preserve">The four streams of work reviewed above situate MaHanya as follows. Fixed-time control (Section 2.1) is unresponsive to real-time demand by design. Traffic-responsive systems such as SCOOT (Section 2.1) respond to demand but through continuous timing-parameter adjustment rather than a learned phase-recommendation policy, and without an explicit emergency pre-emption layer. Reinforcement-learning approaches (Section 2.2) learn a control policy directly but are typically evaluated without a separately-verifiable safety layer. Transformer-based sequence approaches (Section 2.2), which this project's model design follows most closely, demonstrate that attention-based sequence models are well suited to the traffic-state-window-to-phase-decision problem shape, but the specific precedent this project builds on (Zhao et al., 2024) does not, in its own reported design, describe a deterministic safety layer of the kind implemented here. MaHanya's specific position in this landscape is therefore: a Transformer Encoder recommender in the pattern of Zhao et al. (2024), trained on SUMO-simulated (Lopez et al., 2018) sequences calibrated from real field-count data, whose output is never trusted directly but is instead validated by a deterministic, exhaustively-tested rule engine before any signal state is applied, combining the adaptivity the reinforcement-learning and sequence-model literature demonstrates with the auditable safety guarantee that literature largely leaves to future work.</w:t>
       </w:r>
     </w:p>
     <w:p>
@@ -2916,7 +2426,7 @@
           <w:sz w:val="24"/>
           <w:szCs w:val="24"/>
         </w:rPr>
-        <w:t xml:space="preserve">This chapter sets out how MaHanya was analysed, designed, and built, in the order a reader encountering the system for the first time would need it explained. Section 3.1 gives a system-level overview of the two independently deployable projects that make up MaHanya and how they communicate, together with a use case diagram showing who and what interacts with the running system and why. Section 3.2 lists the development tools and technology stack the project depends on. Sections 3.3 through 3.6 describe the offline pipeline that produces a trained model: field data collection and statistical calibration, SUMO scenario calibration, sequence generation, and the Transformer Encoder model’s own design. Section 3.7 describes the priority-aware scheduler — the deterministic rule engine that is the sole authority over what signal state is actually applied — and Section 3.8 describes the dashboard that makes the running system’s behaviour visible and auditable in real time. Section 3.9 summarises the full pipeline end to end, Section 3.10 sets out the component and module design within the api/ and web/ projects, and Section 3.11 closes the chapter with the methodology used to evaluate the resulting controller against a fixed-time baseline.</w:t>
+        <w:t xml:space="preserve">This chapter sets out how MaHanya was analysed, designed, and built, in the order a reader encountering the system for the first time would need it explained. Section 3.1 gives a system-level overview of the two independently deployable projects that make up MaHanya and how they communicate, together with a use case diagram showing who and what interacts with the running system and why. Section 3.2 lists the development tools and technology stack the project depends on. Sections 3.3 through 3.6 describe the offline pipeline that produces a trained model: field data collection and statistical calibration, SUMO scenario calibration, sequence generation, and the Transformer Encoder model’s own design. Section 3.7 describes the priority-aware scheduler (the deterministic rule engine that is the sole authority over what signal state is actually applied) and Section 3.8 describes the dashboard that makes the running system’s behaviour visible and auditable in real time. Section 3.9 summarises the full pipeline end to end, Section 3.10 sets out the component and module design within the api/ and web/ projects, and Section 3.11 closes the chapter with the methodology used to evaluate the resulting controller against a fixed-time baseline.</w:t>
       </w:r>
     </w:p>
     <w:p>
@@ -2948,7 +2458,7 @@
           <w:sz w:val="24"/>
           <w:szCs w:val="24"/>
         </w:rPr>
-        <w:t xml:space="preserve">MaHanya is organised as two independently deployable projects that communicate over a single internal HTTP/WebSocket boundary rather than through direct Python imports: an api/ service that owns the SUMO simulation process, the Transformer Encoder model, the deterministic scheduler, and an internal FastAPI relay; and a web/ service, a Next.js single-page application that renders the dashboard and never touches simulation internals directly. NetEdit — SUMO's own graphical network editor — is used once, by hand, to author the Sapon Under-bridge Junction's geometry; the resulting .net.xml, .rou.xml, and .sumocfg files are checked into the repository as data artefacts, not generated by application code. Figure 3.1 shows how these pieces fit together.</w:t>
+        <w:t xml:space="preserve">MaHanya is organised as two independently deployable projects that communicate over a single internal HTTP/WebSocket boundary rather than through direct Python imports: an api/ service that owns the SUMO simulation process, the Transformer Encoder model, the deterministic scheduler, and an internal FastAPI relay; and a web/ service, a Next.js single-page application that renders the dashboard and never touches simulation internals directly. NetEdit (SUMO's own graphical network editor) is used once, by hand, to author the Sapon Under-bridge Junction's geometry; the resulting .net.xml, .rou.xml, and .sumocfg files are checked into the repository as data artefacts, not generated by application code. Figure 3.1 shows how these pieces fit together.</w:t>
       </w:r>
     </w:p>
     <w:p>
@@ -3136,21 +2646,21 @@
           <w:sz w:val="24"/>
           <w:szCs w:val="24"/>
         </w:rPr>
-        <w:t xml:space="preserve">Python 3.11 was used for the simulation, model, and scheduler service, managed with uv for dependency and virtual-environment management, matching SUMO/TraCI's Python bindings and PyTorch's supported versions, with importable packages kept under a src/ layout separating them from the project's own tooling files and tests, following the Python Packaging Authority's (n.d.-b) documented guidance on src-layout versus flat-layout projects. SUMO, with its TraCI and sumolib Python bindings (Lopez et al., 2018), was chosen as the microsimulation engine because it is the open-source de facto standard for this problem class, with a mature control API and a built-in emergency vehicle class this project relies on directly. scipy.stats supplied the Poisson/negative-binomial distribution fitting used to calibrate arrival rates from field counts. PyTorch was used to implement the Transformer Encoder model (Vaswani et al., 2017), following the project's synopsis requirement of a lightweight (small layer/head count) architecture rather than a large pretrained one. pydantic v2 and pydantic-settings define every data contract exchanged between the simulation, the scheduler, the FastAPI relay, and the dashboard, and drive a single layered configuration object (in-code defaults, an optional config file, then CLI overrides) covering simulation parameters, model hyperparameters, and scheduler thresholds. Typer, packaged as a pyproject.toml console-script entry point following the Python Packaging Authority's guidance on creating and packaging command-line tools (Python Packaging Authority, n.d.-a) and Typer's own packaging documentation (Typer, n.d.), provides the project's command-line interface, exposing every pipeline stage — fit, calibrate, generate, train, run, evaluate, serve-api, build-web — as a typed, testable subcommand.</w:t>
-      </w:r>
-    </w:p>
-    <w:p>
-      <w:pPr>
-        <w:spacing w:after="240" w:line="480" w:lineRule="auto"/>
-        <w:jc w:val="both"/>
-      </w:pPr>
-      <w:r>
-        <w:rPr>
-          <w:rFonts w:ascii="Times New Roman" w:cs="Times New Roman" w:eastAsia="Times New Roman" w:hAnsi="Times New Roman"/>
-          <w:sz w:val="24"/>
-          <w:szCs w:val="24"/>
-        </w:rPr>
-        <w:t xml:space="preserve">The internal simulation backend is exposed to the dashboard through FastAPI, organised as resource-specific routers included under a single /api prefix at the application boundary, following FastAPI's own documented pattern for structuring a larger application across multiple files (FastAPI, n.d.). On the dashboard side, Next.js, configured for static-SPA export per its own documented guidance for static exports (Next.js, n.d.-b) with source kept under a self-contained src/ directory (Next.js, n.d.-a), and the Shadcn UI component library were used to build a componentised, accessible dashboard without embedding a server-rendering runtime the static export would otherwise require; pnpm manages the JavaScript/TypeScript toolchain. Pixi.js renders the live junction canvas — a WebGL-accelerated 2D scene graph well suited to redrawing dozens of moving vehicles at up to sixty frames per second without the DOM-diffing overhead a plain React re-render of that many elements would incur. Vitest and Playwright provide unit and end-to-end test coverage on the dashboard; pytest covers the Python side, with the scheduler's rule engine — the system's safety-critical layer — as the highest-priority unit-test target.</w:t>
+        <w:t xml:space="preserve">Python 3.11 was used for the simulation, model, and scheduler service, managed with uv for dependency and virtual-environment management, matching SUMO/TraCI's Python bindings and PyTorch's supported versions, with importable packages kept under a src/ layout separating them from the project's own tooling files and tests, following the Python Packaging Authority's (n.d.-b) documented guidance on src-layout versus flat-layout projects. SUMO, with its TraCI and sumolib Python bindings (Lopez et al., 2018), was chosen as the microsimulation engine because it is the open-source de facto standard for this problem class, with a mature control API and a built-in emergency vehicle class this project relies on directly. scipy.stats supplied the Poisson/negative-binomial distribution fitting used to calibrate arrival rates from field counts. PyTorch was used to implement the Transformer Encoder model (Vaswani et al., 2017), following the project's synopsis requirement of a lightweight (small layer/head count) architecture rather than a large pretrained one. pydantic v2 and pydantic-settings define every data contract exchanged between the simulation, the scheduler, the FastAPI relay, and the dashboard, and drive a single layered configuration object (in-code defaults, an optional config file, then CLI overrides) covering simulation parameters, model hyperparameters, and scheduler thresholds. Typer, packaged as a pyproject.toml console-script entry point following the Python Packaging Authority's guidance on creating and packaging command-line tools (Python Packaging Authority, n.d.-a) and Typer's own packaging documentation (Typer, n.d.), provides the project's command-line interface, exposing every pipeline stage (fit, calibrate, generate, train, run, evaluate, serve-api, build-web) as a typed, testable subcommand.</w:t>
+      </w:r>
+    </w:p>
+    <w:p>
+      <w:pPr>
+        <w:spacing w:after="240" w:line="480" w:lineRule="auto"/>
+        <w:jc w:val="both"/>
+      </w:pPr>
+      <w:r>
+        <w:rPr>
+          <w:rFonts w:ascii="Times New Roman" w:cs="Times New Roman" w:eastAsia="Times New Roman" w:hAnsi="Times New Roman"/>
+          <w:sz w:val="24"/>
+          <w:szCs w:val="24"/>
+        </w:rPr>
+        <w:t xml:space="preserve">The internal simulation backend is exposed to the dashboard through FastAPI, organised as resource-specific routers included under a single /api prefix at the application boundary, following FastAPI's own documented pattern for structuring a larger application across multiple files (FastAPI, n.d.). On the dashboard side, Next.js, configured for static-SPA export per its own documented guidance for static exports (Next.js, n.d.-b) with source kept under a self-contained src/ directory (Next.js, n.d.-a), and the Shadcn UI component library were used to build a componentised, accessible dashboard without embedding a server-rendering runtime the static export would otherwise require; pnpm manages the JavaScript/TypeScript toolchain. Pixi.js renders the live junction canvas (a WebGL-accelerated 2D scene graph well suited to redrawing dozens of moving vehicles at up to sixty frames per second without the DOM-diffing overhead a plain React re-render of that many elements would incur). Vitest and Playwright provide unit and end-to-end test coverage on the dashboard; pytest covers the Python side, with the scheduler's rule engine (the system's safety-critical layer) as the highest-priority unit-test target.</w:t>
       </w:r>
     </w:p>
     <w:p>
@@ -3182,7 +2692,7 @@
           <w:sz w:val="24"/>
           <w:szCs w:val="24"/>
         </w:rPr>
-        <w:t xml:space="preserve">The system's calibration methodology requires vehicle-arrival counts collected at the Sapon Under-bridge Junction, per direction (north, south, east, west), across peak and off-peak sessions, recorded as five-minute interval counts (a session date, a direction, a period, an interval start time, the interval length in minutes, and the observed vehicle count). For this submission, that dataset is a synthetic placeholder — structured identically to what a real field survey would produce and documented as such in the repository, so a genuine survey's counts can be substituted as a drop-in file replacement with no code changes — pending an actual field survey at the junction; this limitation is discussed further in Section 1.6 and revisited as future work in Chapter Five.</w:t>
+        <w:t xml:space="preserve">The system's calibration methodology requires vehicle-arrival counts collected at the Sapon Under-bridge Junction, per direction (north, south, east, west), across peak and off-peak sessions, recorded as five-minute interval counts (a session date, a direction, a period, an interval start time, the interval length in minutes, and the observed vehicle count). For this submission, that dataset is a synthetic placeholder (structured identically to what a real field survey would produce and documented as such in the repository, so a genuine survey's counts can be substituted as a drop-in file replacement with no code changes) pending an actual field survey at the junction; this limitation is discussed further in Section 1.6 and revisited as future work in Chapter Five.</w:t>
       </w:r>
     </w:p>
     <w:p>
@@ -3228,7 +2738,7 @@
           <w:sz w:val="24"/>
           <w:szCs w:val="24"/>
         </w:rPr>
-        <w:t xml:space="preserve">The Sapon Under-bridge Junction's physical geometry — a four-way junction with one inbound and one outbound lane per approach, meeting at a single traffic-light-controlled node — was authored once in NetEdit and checked in as sapon.net.xml. Two calibrated scenarios are generated programmatically from this shared network geometry, one per period: a peak-hour scenario and an off-peak scenario, each a matching pair of a route file (.rou.xml, defining one Poisson-rate vehicle flow per direction, drawn from the period's fitted parameters, plus a low-rate emergency-vehicle flow per direction so that pre-emption behaviour is exercised during evaluation) and a scenario configuration file (.sumocfg) binding the network, routes, and a thirty-minute simulated duration together for TraCI to load.</w:t>
+        <w:t xml:space="preserve">The Sapon Under-bridge Junction's physical geometry (a four-way junction with one inbound and one outbound lane per approach, meeting at a single traffic-light-controlled node) was authored once in NetEdit and checked in as sapon.net.xml. Two calibrated scenarios are generated programmatically from this shared network geometry, one per period: a peak-hour scenario and an off-peak scenario, each a matching pair of a route file (.rou.xml, defining one Poisson-rate vehicle flow per direction, drawn from the period's fitted parameters, plus a low-rate emergency-vehicle flow per direction so that pre-emption behaviour is exercised during evaluation) and a scenario configuration file (.sumocfg) binding the network, routes, and a thirty-minute simulated duration together for TraCI to load.</w:t>
       </w:r>
     </w:p>
     <w:p>
@@ -4136,7 +3646,7 @@
           <w:sz w:val="24"/>
           <w:szCs w:val="24"/>
         </w:rPr>
-        <w:t xml:space="preserve">The model is trained with a standard cross-entropy classification objective against the scheduler-applied phase label from Section 3.5, using an 80/20 train/validation split over the generated windows. Because the model's output is never applied directly (Section 3.7), training and evaluating it is treated strictly as a supervised classification problem, not as an end-to-end reinforcement-learning or control problem — the model's job is only to propose a plausible phase, not to guarantee a safe one.</w:t>
+        <w:t xml:space="preserve">The model is trained with a standard cross-entropy classification objective against the scheduler-applied phase label from Section 3.5, using an 80/20 train/validation split over the generated windows. Because the model's output is never applied directly (Section 3.7), training and evaluating it is treated strictly as a supervised classification problem, not as an end-to-end reinforcement-learning or control problem: the model's job is only to propose a plausible phase, not to guarantee a safe one.</w:t>
       </w:r>
     </w:p>
     <w:p>
@@ -4168,7 +3678,7 @@
           <w:sz w:val="24"/>
           <w:szCs w:val="24"/>
         </w:rPr>
-        <w:t xml:space="preserve">The scheduler is the system's sole authority over what signal state is actually applied; the model's output is advisory input only, and is never written to the simulated signal head without passing through the rule checks below first. It is implemented as plain, deterministic Python — no finite-state-machine library — because the rule set below covers a small, fixed number of states and transitions for a single junction, and exhaustively-unit-testable plain code is more transparent and auditable here than a general FSM abstraction would be for the marginal benefit it would offer at this scale. Table 3.2 lists the configured thresholds behind each rule.</w:t>
+        <w:t xml:space="preserve">The scheduler is the system's sole authority over what signal state is actually applied; the model's output is advisory input only, and is never written to the simulated signal head without passing through the rule checks below first. It is implemented as plain, deterministic Python (no finite-state-machine library) because the rule set below covers a small, fixed number of states and transitions for a single junction, and exhaustively-unit-testable plain code is more transparent and auditable here than a general FSM abstraction would be for the marginal benefit it would offer at this scale. Table 3.2 lists the configured thresholds behind each rule.</w:t>
       </w:r>
     </w:p>
     <w:p>
@@ -4740,7 +4250,7 @@
           <w:sz w:val="24"/>
           <w:szCs w:val="24"/>
         </w:rPr>
-        <w:t xml:space="preserve">Every control-loop tick follows the same five-step sequence — observe, then either pre-empt or predict-and-validate, then apply, then log — shown in Figure 3.3. An emergency-vehicle detection on any approach short-circuits the model entirely: the scheduler forces a safe green for the priority approach directly, without consulting the recommendation, and every tick this remains in effect is logged with the emergency_preempt reason code. In every other tick, the model's recommendation is checked against the minimum/maximum-green and anti-starvation rules above before being applied; the resulting decision is logged as model_accepted when the recommendation was applied unmodified, or with the specific overriding reason code (min_green_hold, max_green_force, or anti_starvation_force) when the scheduler held or forced a different phase than the one recommended. This is the mechanism behind the project's non-functional auditability requirement: nothing the scheduler does to a model recommendation is silent.</w:t>
+        <w:t xml:space="preserve">Every control-loop tick follows the same five-step sequence (observe, then either pre-empt or predict-and-validate, then apply, then log) shown in Figure 3.3. An emergency-vehicle detection on any approach short-circuits the model entirely: the scheduler forces a safe green for the priority approach directly, without consulting the recommendation, and every tick this remains in effect is logged with the emergency_preempt reason code. In every other tick, the model's recommendation is checked against the minimum/maximum-green and anti-starvation rules above before being applied; the resulting decision is logged as model_accepted when the recommendation was applied unmodified, or with the specific overriding reason code (min_green_hold, max_green_force, or anti_starvation_force) when the scheduler held or forced a different phase than the one recommended. This is the mechanism behind the project's non-functional auditability requirement: nothing the scheduler does to a model recommendation is silent.</w:t>
       </w:r>
     </w:p>
     <w:p>
@@ -4818,7 +4328,7 @@
           <w:sz w:val="24"/>
           <w:szCs w:val="24"/>
         </w:rPr>
-        <w:t xml:space="preserve">Two failure modes are handled explicitly rather than left to crash the control loop. If model inference fails or times out, the scheduler falls back to holding the current phase until the minimum/maximum-green or anti-starvation rules themselves force a change — the deterministic layer never depends on the model succeeding. If an emergency vehicle is detected while a phase is mid-transition, pre-emption still takes effect at the next legal transition point rather than skipping the yellow/all-red clearance already in progress, since skipping a clearance interval would itself be unsafe.</w:t>
+        <w:t xml:space="preserve">Two failure modes are handled explicitly rather than left to crash the control loop. If model inference fails or times out, the scheduler falls back to holding the current phase until the minimum/maximum-green or anti-starvation rules themselves force a change; the deterministic layer never depends on the model succeeding. If an emergency vehicle is detected while a phase is mid-transition, pre-emption still takes effect at the next legal transition point rather than skipping the yellow/all-red clearance already in progress, since skipping a clearance interval would itself be unsafe.</w:t>
       </w:r>
     </w:p>
     <w:p>
@@ -4850,7 +4360,7 @@
           <w:sz w:val="24"/>
           <w:szCs w:val="24"/>
         </w:rPr>
-        <w:t xml:space="preserve">The dashboard is a Next.js single-page application, statically exported and served at the site root, built exclusively from Shadcn UI components and theme tokens. It never talks to TraCI, PyTorch, or the scheduler directly; every piece of state it renders — current junction state, active phase, priority events, the model's recommendation next to the scheduler's actual decision, the historical decision log, and evaluation reports — is read from the internal FastAPI relay's /api/* endpoints, over a WebSocket for live simulation ticks and plain HTTP for snapshot and historical queries. Four pages make up the dashboard: Live State, which renders the junction itself on an interactive canvas (Section 3.8.1); Decision Log, a filterable, sortable table of every scheduler decision and its reason code; Evaluation, which runs and displays the intelligent-controller-versus-fixed-time-baseline comparison described in Section 3.9; and Methodology, a plain-language walkthrough of the pipeline in this chapter, included for a non-technical dashboard visitor.</w:t>
+        <w:t xml:space="preserve">The dashboard is a Next.js single-page application, statically exported and served at the site root, built exclusively from Shadcn UI components and theme tokens. It never talks to TraCI, PyTorch, or the scheduler directly; every piece of state it renders (current junction state, active phase, priority events, the model's recommendation next to the scheduler's actual decision, the historical decision log, and evaluation reports) is read from the internal FastAPI relay's /api/* endpoints, over a WebSocket for live simulation ticks and plain HTTP for snapshot and historical queries. Four pages make up the dashboard: Live State, which renders the junction itself on an interactive canvas (Section 3.8.1); Decision Log, a filterable, sortable table of every scheduler decision and its reason code; Evaluation, which runs and displays the intelligent-controller-versus-fixed-time-baseline comparison described in Section 3.9; and Methodology, a plain-language walkthrough of the pipeline in this chapter, included for a non-technical dashboard visitor.</w:t>
       </w:r>
     </w:p>
     <w:p>
@@ -4882,7 +4392,7 @@
           <w:sz w:val="24"/>
           <w:szCs w:val="24"/>
         </w:rPr>
-        <w:t xml:space="preserve">The junction itself is rendered on a Pixi.js WebGL canvas built to read as a faithful, top-down replica of SUMO-GUI's own visual language — green grass, dark asphalt, white lane paint, colour-coded per-lane stop-line signals, and flat rectangular vehicles — rather than a stylised reinterpretation, since the goal is for a viewer already familiar with SUMO's own tooling to recognise the junction immediately. Vehicle positions, the active phase, and per-approach queue state are redrawn every tick from the relayed traffic state; a lightweight cosmetic widening renders each simulated lane as three drawn lanes for visual clarity, documented in the source as a purely cosmetic choice and not a claim that the underlying simulation itself models extra lanes. The canvas supports wheel-zoom, drag-pan, and touch pinch-zoom, with a reset-to-fit control, so a viewer can zoom in on per-lane signal and vehicle detail while still being able to see the full, longer approach roads at a glance.</w:t>
+        <w:t xml:space="preserve">The junction itself is rendered on a Pixi.js WebGL canvas built to read as a faithful, top-down replica of SUMO-GUI's own visual language (green grass, dark asphalt, white lane paint, colour-coded per-lane stop-line signals, and flat rectangular vehicles) rather than a stylised reinterpretation, since the goal is for a viewer already familiar with SUMO's own tooling to recognise the junction immediately. Vehicle positions, the active phase, and per-approach queue state are redrawn every tick from the relayed traffic state; a lightweight cosmetic widening renders each simulated lane as three drawn lanes for visual clarity, documented in the source as a purely cosmetic choice and not a claim that the underlying simulation itself models extra lanes. The canvas supports wheel-zoom, drag-pan, and touch pinch-zoom, with a reset-to-fit control, so a viewer can zoom in on per-lane signal and vehicle detail while still being able to see the full, longer approach roads at a glance.</w:t>
       </w:r>
     </w:p>
     <w:p>
@@ -5010,7 +4520,7 @@
           <w:sz w:val="24"/>
           <w:szCs w:val="24"/>
         </w:rPr>
-        <w:t xml:space="preserve">Within the api/ service, the Python package mahanya owns every domain concern — schemas (the shared data contracts every other module depends on), data (ingestion and distribution fitting), sumo (the thin TraCI client and its translation into the schemas' traffic-state contract), model (feature engineering, the Transformer definition, training, and inference), scheduler (the rule engine and one-tick control-loop orchestration), and evaluation (the fixed-time baseline controller and the metrics module) — while core and routes implement the internal FastAPI relay as a thin layer on top of mahanya, and cli exposes the whole pipeline as Typer subcommands. Figure 3.5 shows the resulting dependency direction: scheduler is the only mahanya module allowed to depend on both sumo and model, since orchestrating one control-loop tick is specifically its job, and every dependency in the graph points toward schemas, never away from it, so that the shared data contracts never depend on any one module's internals.</w:t>
+        <w:t xml:space="preserve">Within the api/ service, the Python package mahanya owns every domain concern: schemas (the shared data contracts every other module depends on), data (ingestion and distribution fitting), sumo (the thin TraCI client and its translation into the schemas' traffic-state contract), model (feature engineering, the Transformer definition, training, and inference), scheduler (the rule engine and one-tick control-loop orchestration), and evaluation (the fixed-time baseline controller and the metrics module), while core and routes implement the internal FastAPI relay as a thin layer on top of mahanya, and cli exposes the whole pipeline as Typer subcommands. Figure 3.5 shows the resulting dependency direction: scheduler is the only mahanya module allowed to depend on both sumo and model, since orchestrating one control-loop tick is specifically its job, and every dependency in the graph points toward schemas, never away from it, so that the shared data contracts never depend on any one module's internals.</w:t>
       </w:r>
     </w:p>
     <w:p>
@@ -5106,7 +4616,7 @@
           <w:sz w:val="24"/>
           <w:szCs w:val="24"/>
         </w:rPr>
-        <w:t xml:space="preserve">The intelligent controller is evaluated against a fixed-time baseline controller on the same calibrated scenario, run twice under identical conditions — once under the full runtime control loop described in Section 3.7, and once under a fixed-time controller that cycles through the same nine-phase space on fixed, pre-set durations with no model input and no priority pre-emption — so that any difference in the reported metrics is attributable to the controller, not to a difference in the traffic itself. Four metrics are computed from the logged state of each run: average waiting time (seconds), average queue length (vehicles), throughput (vehicles cleared per hour), and priority-vehicle (emergency) response time (seconds, from an emergency vehicle's detection to its clearing the junction). Runs are seeded, so the same scenario and seed reproduce the same vehicle-arrival sequence under both controllers, making the comparison a controlled one rather than a comparison across two different, randomly-drawn traffic samples. Chapter Four reports the results of this evaluation on both the calibrated peak-hour and off-peak scenarios.</w:t>
+        <w:t xml:space="preserve">The intelligent controller is evaluated against a fixed-time baseline controller on the same calibrated scenario, run twice under identical conditions (once under the full runtime control loop described in Section 3.7, and once under a fixed-time controller that cycles through the same nine-phase space on fixed, pre-set durations with no model input and no priority pre-emption) so that any difference in the reported metrics is attributable to the controller, not to a difference in the traffic itself. Four metrics are computed from the logged state of each run: average waiting time (seconds), average queue length (vehicles), throughput (vehicles cleared per hour), and priority-vehicle (emergency) response time (seconds, from an emergency vehicle's detection to its clearing the junction). Runs are seeded, so the same scenario and seed reproduce the same vehicle-arrival sequence under both controllers, making the comparison a controlled one rather than a comparison across two different, randomly-drawn traffic samples. Chapter Four reports the results of this evaluation on both the calibrated peak-hour and off-peak scenarios.</w:t>
       </w:r>
     </w:p>
     <w:p>
@@ -5258,7 +4768,7 @@
           <w:sz w:val="24"/>
           <w:szCs w:val="24"/>
         </w:rPr>
-        <w:t xml:space="preserve">(3), 278–285.</w:t>
+        <w:t xml:space="preserve">(3), 278-285.</w:t>
       </w:r>
     </w:p>
     <w:p>
@@ -5283,7 +4793,7 @@
           <w:sz w:val="24"/>
           <w:szCs w:val="24"/>
         </w:rPr>
-        <w:t xml:space="preserve">Bigger applications – multiple files</w:t>
+        <w:t xml:space="preserve">Bigger applications - multiple files</w:t>
       </w:r>
       <w:r>
         <w:rPr>
@@ -5324,7 +4834,7 @@
           <w:sz w:val="24"/>
           <w:szCs w:val="24"/>
         </w:rPr>
-        <w:t xml:space="preserve">(1), 11–32. https://doi.org/10.1109/TITS.2020.3008612</w:t>
+        <w:t xml:space="preserve">(1), 11-32. https://doi.org/10.1109/TITS.2020.3008612</w:t>
       </w:r>
     </w:p>
     <w:p>
@@ -5357,7 +4867,7 @@
           <w:sz w:val="24"/>
           <w:szCs w:val="24"/>
         </w:rPr>
-        <w:t xml:space="preserve">(4), 190–192.</w:t>
+        <w:t xml:space="preserve">(4), 190-192.</w:t>
       </w:r>
     </w:p>
     <w:p>
@@ -5390,7 +4900,7 @@
           <w:sz w:val="24"/>
           <w:szCs w:val="24"/>
         </w:rPr>
-        <w:t xml:space="preserve"> (pp. 2575–2582). IEEE.</w:t>
+        <w:t xml:space="preserve"> (pp. 2575-2582). IEEE.</w:t>
       </w:r>
     </w:p>
     <w:p>
@@ -5588,7 +5098,7 @@
           <w:sz w:val="24"/>
           <w:szCs w:val="24"/>
         </w:rPr>
-        <w:t xml:space="preserve">, 5998–6008.</w:t>
+        <w:t xml:space="preserve">, 5998-6008.</w:t>
       </w:r>
     </w:p>
     <w:p>
